--- a/02_req/editablesWORD/HU_ChuroViaje.docx
+++ b/02_req/editablesWORD/HU_ChuroViaje.docx
@@ -98,7 +98,7 @@
         <w:t xml:space="preserve">1. </w:t>
       </w:r>
       <w:r>
-        <w:t xml:space="preserve">Dado que estoy autenticado con un token válido, tengo permisos de ubicación activos y conexión a internet, cuando presiono "Reportar evento", entonces el sistema muestra un modal para completar el reporte.</w:t>
+        <w:t xml:space="preserve">Dado que estoy autenticado con un token válido y tengo permisos de ubicación activos, cuando presiono "Reportar evento", entonces el sistema muestra un modal para completar el reporte.</w:t>
       </w:r>
     </w:p>
     <w:p>
@@ -114,7 +114,7 @@
         <w:t xml:space="preserve">2. </w:t>
       </w:r>
       <w:r>
-        <w:t xml:space="preserve">Dado que el modal de reporte está abierto, entonces puedo seleccionar el tipo de evento vial y indicar hace cuánto ocurrió, con "Hace 5 minutos" marcado por defecto y botones de acceso rápido para cambiar el tiempo: "Ahora mismo", "Hace 10 minutos" y "Hace 1 hora".</w:t>
+        <w:t xml:space="preserve">Dado que el modal de reporte está abierto, entonces puedo seleccionar el tipo de evento vial e indicar hace cuánto ocurrió, con "Hace 5 minutos" marcado por defecto y botones de acceso rápido para cambiar el tiempo: "Ahora mismo", "Hace 10 minutos" y "Hace 1 hora".</w:t>
       </w:r>
     </w:p>
     <w:p>
@@ -367,7 +367,7 @@
         <w:t xml:space="preserve">5. </w:t>
       </w:r>
       <w:r>
-        <w:t xml:space="preserve">Dado que el reporte guardado localmente supera el tiempo de vigencia definido para su tipo de evento (por ejemplo, más de 30 minutos desde que ocurrió) al momento del reenvío automático, entonces el sistema ya no lo toma en cuenta: no lo envía y lo elimina de la cola local, notificándome que no fue enviado por haber perdido vigencia.</w:t>
+        <w:t xml:space="preserve">Dado que el reporte guardado localmente supera el tiempo de vigencia definido para su tipo de evento (CU-02, sección 8) al momento del reenvío automático, entonces el sistema ya no lo toma en cuenta: no lo envía y lo elimina de la cola local, notificándome que no fue enviado por haber perdido vigencia.</w:t>
       </w:r>
     </w:p>
     <w:p>
@@ -475,7 +475,7 @@
         <w:t xml:space="preserve">2. </w:t>
       </w:r>
       <w:r>
-        <w:t xml:space="preserve">Dado que me desplazo por el mapa o hago zoom, entonces los eventos visibles se actualizan automáticamente cada 10-15 segundos.</w:t>
+        <w:t xml:space="preserve">Dado que tengo el mapa abierto, aunque me desplace o haga zoom, entonces los eventos visibles se actualizan automáticamente cada 5 segundos.</w:t>
       </w:r>
     </w:p>
     <w:p>
@@ -507,7 +507,23 @@
         <w:t xml:space="preserve">4. </w:t>
       </w:r>
       <w:r>
-        <w:t xml:space="preserve">Dado que un evento supera el tiempo de vigencia definido para su tipo (por ejemplo, más de 30 minutos desde que ocurrió) o expira mientras lo estoy visualizando, entonces deja de tomarse en cuenta y se remueve automáticamente del mapa en la siguiente actualización.</w:t>
+        <w:t xml:space="preserve">Dado que un evento supera el tiempo de vigencia definido para su tipo (CU-02, sección 8) o expira mientras lo estoy visualizando, entonces deja de tomarse en cuenta y se remueve automáticamente del mapa en la siguiente actualización.</w:t>
+      </w:r>
+    </w:p>
+    <w:p>
+      <w:pPr>
+        <w:spacing w:after="100"/>
+        <w:ind w:left="460" w:hanging="260"/>
+      </w:pPr>
+      <w:r>
+        <w:rPr>
+          <w:b/>
+          <w:bCs/>
+        </w:rPr>
+        <w:t xml:space="preserve">5. </w:t>
+      </w:r>
+      <w:r>
+        <w:t xml:space="preserve">Dado que toco un evento en el mapa, entonces veo su tipo y hace cuánto ocurrió.</w:t>
       </w:r>
     </w:p>
     <w:p>
@@ -529,7 +545,7 @@
         <w:spacing w:after="60"/>
       </w:pPr>
       <w:r>
-        <w:t>Rendimiento: la actualización de eventos debe ocurrir cada 10-15 segundos sin afectar la fluidez del mapa.</w:t>
+        <w:t xml:space="preserve">Rendimiento: la actualización de eventos debe ocurrir cada 5 segundos sin afectar la fluidez del mapa.</w:t>
       </w:r>
     </w:p>
     <w:p>
@@ -677,32 +693,12 @@
     </w:p>
     <w:p>
       <w:pPr>
-        <w:spacing w:after="100"/>
-        <w:rPr>
-          <w:b/>
-          <w:bCs/>
-          <w:sz w:val="26"/>
-          <w:szCs w:val="26"/>
-        </w:rPr>
-      </w:pPr>
-      <w:r>
-        <w:rPr>
-          <w:b/>
-          <w:bCs/>
-          <w:sz w:val="26"/>
-          <w:szCs w:val="26"/>
-        </w:rPr>
-        <w:lastRenderedPageBreak/>
-        <w:t>CASO DE USO N°3</w:t>
-      </w:r>
-    </w:p>
-    <w:p>
-      <w:pPr>
         <w:pStyle w:val="Ttulo2"/>
         <w:spacing w:after="150"/>
       </w:pPr>
       <w:r>
-        <w:t>HU-05: Calcular ruta óptima</w:t>
+        <w:lastRenderedPageBreak/>
+        <w:t xml:space="preserve">HU-11: Votar si un evento es real o falso</w:t>
       </w:r>
     </w:p>
     <w:p>
@@ -718,7 +714,7 @@
         <w:spacing w:after="120"/>
       </w:pPr>
       <w:r>
-        <w:t>quiero calcular la ruta vehicular óptima hacia mi destino,</w:t>
+        <w:t xml:space="preserve">quiero ver la lista de eventos activos y votar si cada uno es real o falso,</w:t>
       </w:r>
     </w:p>
     <w:p>
@@ -726,7 +722,7 @@
         <w:spacing w:after="120"/>
       </w:pPr>
       <w:r>
-        <w:t>para llegar por el camino más eficiente considerando datos viales vigentes.</w:t>
+        <w:t xml:space="preserve">para que el mapa muestre solo eventos confiables.</w:t>
       </w:r>
     </w:p>
     <w:p>
@@ -735,7 +731,7 @@
         <w:spacing w:before="200" w:after="100"/>
       </w:pPr>
       <w:r>
-        <w:t>Criterios de aceptación</w:t>
+        <w:t xml:space="preserve">Criterios de aceptación</w:t>
       </w:r>
     </w:p>
     <w:p>
@@ -751,7 +747,7 @@
         <w:t xml:space="preserve">1. </w:t>
       </w:r>
       <w:r>
-        <w:t>Dado que ingreso un origen, un destino válido y, opcionalmente, paradas intermedias, cuando solicito "Calcular ruta", entonces el sistema muestra en el mapa una ruta vehicular (sin vías peatonales) junto con el tiempo y la distancia estimados, en menos de 3 segundos.</w:t>
+        <w:t xml:space="preserve">Dado que abro la lista de eventos, entonces veo los eventos vigentes con su tipo y hace cuánto ocurrieron.</w:t>
       </w:r>
     </w:p>
     <w:p>
@@ -767,7 +763,7 @@
         <w:t xml:space="preserve">2. </w:t>
       </w:r>
       <w:r>
-        <w:t>Dado que el destino ingresado es inválido o está fuera de cobertura, entonces el sistema muestra un mensaje de error y me solicita un nuevo destino.</w:t>
+        <w:t xml:space="preserve">Dado que elijo un evento de la lista, cuando voto "real" o "falso", entonces el sistema registra mi voto; solo puedo votar una vez por evento.</w:t>
       </w:r>
     </w:p>
     <w:p>
@@ -783,7 +779,7 @@
         <w:t xml:space="preserve">3. </w:t>
       </w:r>
       <w:r>
-        <w:t xml:space="preserve">Dado que el servicio de Mapbox no está disponible, entonces el sistema informa un error de servicio externo y sugiere reintentar más tarde.</w:t>
+        <w:t xml:space="preserve">Dado que un evento acumula la cantidad de votos "falso" definida (CU-02, sección 8), entonces se retira del mapa y de la lista de todos los conductores en la siguiente actualización.</w:t>
       </w:r>
     </w:p>
     <w:p>
@@ -799,23 +795,7 @@
         <w:t xml:space="preserve">4. </w:t>
       </w:r>
       <w:r>
-        <w:t>Dado que no existe una ruta vehicular posible entre los puntos indicados, entonces el sistema notifica que no se encontró una ruta válida.</w:t>
-      </w:r>
-    </w:p>
-    <w:p>
-      <w:pPr>
-        <w:spacing w:after="100"/>
-        <w:ind w:left="460" w:hanging="260"/>
-      </w:pPr>
-      <w:r>
-        <w:rPr>
-          <w:b/>
-          <w:bCs/>
-        </w:rPr>
-        <w:t xml:space="preserve">5. </w:t>
-      </w:r>
-      <w:r>
-        <w:t>Dado que confirmo el inicio de la navegación, entonces el sistema comienza el seguimiento de la ruta calculada.</w:t>
+        <w:t xml:space="preserve">Dado que un evento recibe votos "real", entonces queda marcado como confirmado.</w:t>
       </w:r>
     </w:p>
     <w:p>
@@ -824,7 +804,7 @@
         <w:spacing w:before="200" w:after="100"/>
       </w:pPr>
       <w:r>
-        <w:t>Requisitos no funcionales</w:t>
+        <w:t xml:space="preserve">Requisitos no funcionales</w:t>
       </w:r>
     </w:p>
     <w:p>
@@ -837,7 +817,7 @@
         <w:spacing w:after="60"/>
       </w:pPr>
       <w:r>
-        <w:t>Rendimiento: el cálculo de la ruta debe completarse en menos de 3 segundos.</w:t>
+        <w:t xml:space="preserve">Rendimiento: el retiro o la confirmación de un evento debe reflejarse en los demás conductores en la siguiente actualización del mapa.</w:t>
       </w:r>
     </w:p>
     <w:p>
@@ -850,7 +830,7 @@
         <w:spacing w:after="60"/>
       </w:pPr>
       <w:r>
-        <w:t>Usabilidad: el tiempo y la distancia estimados deben mostrarse claramente antes de confirmar la navegación.</w:t>
+        <w:t xml:space="preserve">Usabilidad: votar debe tomar un solo toque por evento.</w:t>
       </w:r>
     </w:p>
     <w:p>
@@ -863,7 +843,7 @@
         <w:spacing w:after="60"/>
       </w:pPr>
       <w:r>
-        <w:t>Seguridad: el sistema no debe exponer rutas ni ubicaciones de otros usuarios durante el cálculo.</w:t>
+        <w:t xml:space="preserve">Seguridad: el sistema debe impedir que un mismo usuario vote más de una vez el mismo evento.</w:t>
       </w:r>
     </w:p>
     <w:p>
@@ -897,7 +877,7 @@
           <w:szCs w:val="26"/>
         </w:rPr>
         <w:lastRenderedPageBreak/>
-        <w:t>CASO DE USO N°4</w:t>
+        <w:t>CASO DE USO N°3</w:t>
       </w:r>
     </w:p>
     <w:p>
@@ -906,7 +886,7 @@
         <w:spacing w:after="150"/>
       </w:pPr>
       <w:r>
-        <w:t>HU-06: Recalcular ruta ante congestión</w:t>
+        <w:t>HU-05: Calcular ruta óptima</w:t>
       </w:r>
     </w:p>
     <w:p>
@@ -914,7 +894,7 @@
         <w:spacing w:after="150"/>
       </w:pPr>
       <w:r>
-        <w:t>Como conductor navegando una ruta activa,</w:t>
+        <w:t xml:space="preserve">Como conductor de la app,</w:t>
       </w:r>
     </w:p>
     <w:p>
@@ -922,7 +902,7 @@
         <w:spacing w:after="120"/>
       </w:pPr>
       <w:r>
-        <w:t>quiero que el sistema recalcule automáticamente mi ruta si detecta congestión,</w:t>
+        <w:t>quiero calcular la ruta vehicular óptima hacia mi destino,</w:t>
       </w:r>
     </w:p>
     <w:p>
@@ -930,28 +910,7 @@
         <w:spacing w:after="120"/>
       </w:pPr>
       <w:r>
-        <w:t>para evitar demoras sin tener que intervenir manualmente.</w:t>
-      </w:r>
-    </w:p>
-    <w:p>
-      <w:pPr>
-        <w:spacing w:after="150"/>
-      </w:pPr>
-      <w:r>
-        <w:rPr>
-          <w:b/>
-          <w:bCs/>
-          <w:sz w:val="20"/>
-          <w:szCs w:val="20"/>
-        </w:rPr>
-        <w:t xml:space="preserve">Dependencia: </w:t>
-      </w:r>
-      <w:r>
-        <w:rPr>
-          <w:sz w:val="20"/>
-          <w:szCs w:val="20"/>
-        </w:rPr>
-        <w:t>La detección de congestión puede alimentarse de HU-01 o de telemetría propia del dispositivo.</w:t>
+        <w:t>para llegar por el camino más eficiente considerando datos viales vigentes.</w:t>
       </w:r>
     </w:p>
     <w:p>
@@ -976,7 +935,7 @@
         <w:t xml:space="preserve">1. </w:t>
       </w:r>
       <w:r>
-        <w:t>Dado que tengo una ruta activa en curso y el sistema detecta una zona de congestión sobre el trayecto (por reporte de otro conductor o por telemetría de velocidad/posición), entonces el sistema calcula y muestra una ruta alternativa que evita la congestión, sin interrumpir mi navegación.</w:t>
+        <w:t>Dado que ingreso un origen, un destino válido y, opcionalmente, paradas intermedias, cuando solicito "Calcular ruta", entonces el sistema muestra en el mapa una ruta vehicular (sin vías peatonales) junto con el tiempo y la distancia estimados, en menos de 3 segundos.</w:t>
       </w:r>
     </w:p>
     <w:p>
@@ -992,7 +951,7 @@
         <w:t xml:space="preserve">2. </w:t>
       </w:r>
       <w:r>
-        <w:t>Dado que no existe una ruta alternativa viable, entonces el sistema mantiene la ruta original y me notifica la congestión detectada.</w:t>
+        <w:t>Dado que el destino ingresado es inválido o está fuera de cobertura, entonces el sistema muestra un mensaje de error y me solicita un nuevo destino.</w:t>
       </w:r>
     </w:p>
     <w:p>
@@ -1008,7 +967,39 @@
         <w:t xml:space="preserve">3. </w:t>
       </w:r>
       <w:r>
-        <w:t>Dado que rechazo el cambio de ruta sugerido, entonces la ruta original se mantiene marcada como congestionada.</w:t>
+        <w:t xml:space="preserve">Dado que el servicio de Mapbox no está disponible, entonces el sistema informa un error de servicio externo y sugiere reintentar más tarde.</w:t>
+      </w:r>
+    </w:p>
+    <w:p>
+      <w:pPr>
+        <w:spacing w:after="100"/>
+        <w:ind w:left="460" w:hanging="260"/>
+      </w:pPr>
+      <w:r>
+        <w:rPr>
+          <w:b/>
+          <w:bCs/>
+        </w:rPr>
+        <w:t xml:space="preserve">4. </w:t>
+      </w:r>
+      <w:r>
+        <w:t>Dado que no existe una ruta vehicular posible entre los puntos indicados, entonces el sistema notifica que no se encontró una ruta válida.</w:t>
+      </w:r>
+    </w:p>
+    <w:p>
+      <w:pPr>
+        <w:spacing w:after="100"/>
+        <w:ind w:left="460" w:hanging="260"/>
+      </w:pPr>
+      <w:r>
+        <w:rPr>
+          <w:b/>
+          <w:bCs/>
+        </w:rPr>
+        <w:t xml:space="preserve">5. </w:t>
+      </w:r>
+      <w:r>
+        <w:t>Dado que confirmo el inicio de la navegación, entonces el sistema comienza el seguimiento de la ruta calculada.</w:t>
       </w:r>
     </w:p>
     <w:p>
@@ -1030,7 +1021,7 @@
         <w:spacing w:after="60"/>
       </w:pPr>
       <w:r>
-        <w:t>Rendimiento: el recálculo no debe generar pausas perceptibles en la navegación en curso.</w:t>
+        <w:t>Rendimiento: el cálculo de la ruta debe completarse en menos de 3 segundos.</w:t>
       </w:r>
     </w:p>
     <w:p>
@@ -1043,7 +1034,7 @@
         <w:spacing w:after="60"/>
       </w:pPr>
       <w:r>
-        <w:t>Usabilidad: la notificación del cambio de ruta debe ser clara pero no intrusiva para el conductor.</w:t>
+        <w:t>Usabilidad: el tiempo y la distancia estimados deben mostrarse claramente antes de confirmar la navegación.</w:t>
       </w:r>
     </w:p>
     <w:p>
@@ -1056,7 +1047,7 @@
         <w:spacing w:after="60"/>
       </w:pPr>
       <w:r>
-        <w:t>Seguridad: evitar recálculos innecesarios o repetitivos que distraigan al conductor.</w:t>
+        <w:t>Seguridad: el sistema no debe exponer rutas ni ubicaciones de otros usuarios durante el cálculo.</w:t>
       </w:r>
     </w:p>
     <w:p>
@@ -1090,7 +1081,7 @@
           <w:szCs w:val="26"/>
         </w:rPr>
         <w:lastRenderedPageBreak/>
-        <w:t>CASO DE USO N°5</w:t>
+        <w:t>CASO DE USO N°4</w:t>
       </w:r>
     </w:p>
     <w:p>
@@ -1099,7 +1090,7 @@
         <w:spacing w:after="150"/>
       </w:pPr>
       <w:r>
-        <w:t>HU-07: Consultar disponibilidad de combustible</w:t>
+        <w:t>HU-06: Recalcular ruta ante congestión</w:t>
       </w:r>
     </w:p>
     <w:p>
@@ -1107,7 +1098,7 @@
         <w:spacing w:after="150"/>
       </w:pPr>
       <w:r>
-        <w:t xml:space="preserve">Como conductor de la app,</w:t>
+        <w:t>Como conductor navegando una ruta activa,</w:t>
       </w:r>
     </w:p>
     <w:p>
@@ -1115,7 +1106,7 @@
         <w:spacing w:after="120"/>
       </w:pPr>
       <w:r>
-        <w:t>quiero consultar el estado de disponibilidad de combustible en surtidores cercanos,</w:t>
+        <w:t>quiero que el sistema recalcule automáticamente mi ruta si detecta congestión,</w:t>
       </w:r>
     </w:p>
     <w:p>
@@ -1123,7 +1114,7 @@
         <w:spacing w:after="120"/>
       </w:pPr>
       <w:r>
-        <w:t>para evitar dirigirme a uno que esté agotado.</w:t>
+        <w:t>para evitar demoras sin tener que intervenir manualmente.</w:t>
       </w:r>
     </w:p>
     <w:p>
@@ -1144,7 +1135,7 @@
           <w:sz w:val="20"/>
           <w:szCs w:val="20"/>
         </w:rPr>
-        <w:t>Depende funcionalmente de HU-08: sin el monitoreo de WhatsApp implementado, el mecanismo de respaldo no tiene datos que mostrar.</w:t>
+        <w:t xml:space="preserve">La detección de congestión se alimenta de los reportes de otros conductores (HU-01) y de la telemetría que la app envía mientras está abierta (HU-13).</w:t>
       </w:r>
     </w:p>
     <w:p>
@@ -1169,7 +1160,7 @@
         <w:t xml:space="preserve">1. </w:t>
       </w:r>
       <w:r>
-        <w:t>Dado que abro el módulo de combustible, entonces el sistema obtiene mi ubicación actual y muestra los surtidores cercanos con su estado (disponible/agotado) y el origen del dato (API oficial o monitoreo de WhatsApp).</w:t>
+        <w:t>Dado que tengo una ruta activa en curso y el sistema detecta una zona de congestión sobre el trayecto (por reporte de otro conductor o por telemetría de velocidad/posición), entonces el sistema calcula y muestra una ruta alternativa que evita la congestión, sin interrumpir mi navegación.</w:t>
       </w:r>
     </w:p>
     <w:p>
@@ -1185,7 +1176,7 @@
         <w:t xml:space="preserve">2. </w:t>
       </w:r>
       <w:r>
-        <w:t>Dado que la API oficial del proveedor no está disponible, entonces el sistema usa la información agregada del monitoreo de WhatsApp (HU-08) e indica visualmente que el dato proviene de esa fuente.</w:t>
+        <w:t>Dado que no existe una ruta alternativa viable, entonces el sistema mantiene la ruta original y me notifica la congestión detectada.</w:t>
       </w:r>
     </w:p>
     <w:p>
@@ -1201,7 +1192,7 @@
         <w:t xml:space="preserve">3. </w:t>
       </w:r>
       <w:r>
-        <w:t>Dado que no existe ningún dato, ni oficial ni de WhatsApp, para un surtidor, entonces se muestra como "sin información reciente".</w:t>
+        <w:t>Dado que rechazo el cambio de ruta sugerido, entonces la ruta original se mantiene marcada como congestionada.</w:t>
       </w:r>
     </w:p>
     <w:p>
@@ -1223,7 +1214,7 @@
         <w:spacing w:after="60"/>
       </w:pPr>
       <w:r>
-        <w:t>Rendimiento: el listado de surtidores cercanos debe entregarse en menos de 3 segundos.</w:t>
+        <w:t>Rendimiento: el recálculo no debe generar pausas perceptibles en la navegación en curso.</w:t>
       </w:r>
     </w:p>
     <w:p>
@@ -1236,7 +1227,7 @@
         <w:spacing w:after="60"/>
       </w:pPr>
       <w:r>
-        <w:t>Usabilidad: debe distinguirse claramente el origen del dato (oficial vs. monitoreo de WhatsApp).</w:t>
+        <w:t>Usabilidad: la notificación del cambio de ruta debe ser clara pero no intrusiva para el conductor.</w:t>
       </w:r>
     </w:p>
     <w:p>
@@ -1249,7 +1240,7 @@
         <w:spacing w:after="60"/>
       </w:pPr>
       <w:r>
-        <w:t>Seguridad: proteger la credencial de la API oficial y el acceso a los grupos de WhatsApp monitoreados.</w:t>
+        <w:t>Seguridad: evitar recálculos innecesarios o repetitivos que distraigan al conductor.</w:t>
       </w:r>
     </w:p>
     <w:p>
@@ -1267,32 +1258,12 @@
     </w:p>
     <w:p>
       <w:pPr>
-        <w:spacing w:after="100"/>
-        <w:rPr>
-          <w:b/>
-          <w:bCs/>
-          <w:sz w:val="26"/>
-          <w:szCs w:val="26"/>
-        </w:rPr>
-      </w:pPr>
-      <w:r>
-        <w:rPr>
-          <w:b/>
-          <w:bCs/>
-          <w:sz w:val="26"/>
-          <w:szCs w:val="26"/>
-        </w:rPr>
-        <w:lastRenderedPageBreak/>
-        <w:t>CASO DE USO N°6</w:t>
-      </w:r>
-    </w:p>
-    <w:p>
-      <w:pPr>
         <w:pStyle w:val="Ttulo2"/>
         <w:spacing w:after="150"/>
       </w:pPr>
       <w:r>
-        <w:t xml:space="preserve">HU-08: Monitorear estado de surtidores vía WhatsApp</w:t>
+        <w:lastRenderedPageBreak/>
+        <w:t xml:space="preserve">HU-13: Enviar telemetría con la app abierta</w:t>
       </w:r>
     </w:p>
     <w:p>
@@ -1300,7 +1271,7 @@
         <w:spacing w:after="150"/>
       </w:pPr>
       <w:r>
-        <w:t xml:space="preserve">Como sistema de backend,</w:t>
+        <w:t xml:space="preserve">Como sistema,</w:t>
       </w:r>
     </w:p>
     <w:p>
@@ -1308,7 +1279,7 @@
         <w:spacing w:after="120"/>
       </w:pPr>
       <w:r>
-        <w:t xml:space="preserve">quiero extraer los mensajes de los grupos de WhatsApp monitoreados e interpretarlos por lotes,</w:t>
+        <w:t xml:space="preserve">quiero recibir la velocidad y la posición de los conductores mientras tienen la app abierta,</w:t>
       </w:r>
     </w:p>
     <w:p>
@@ -1316,7 +1287,7 @@
         <w:spacing w:after="120"/>
       </w:pPr>
       <w:r>
-        <w:t xml:space="preserve">para mantener actualizado el estado de los surtidores sin depender de reportes manuales.</w:t>
+        <w:t xml:space="preserve">para detectar congestión sin depender solo de los reportes manuales.</w:t>
       </w:r>
     </w:p>
     <w:p>
@@ -1337,7 +1308,7 @@
           <w:sz w:val="20"/>
           <w:szCs w:val="20"/>
         </w:rPr>
-        <w:t xml:space="preserve">La extracción y el análisis por lotes con LLM siguen la decisión de arquitectura documentada en decision_conexion_whatsapp.md.</w:t>
+        <w:t xml:space="preserve">Alimenta la detección de congestión que usa HU-06.</w:t>
       </w:r>
     </w:p>
     <w:p>
@@ -1362,7 +1333,7 @@
         <w:t xml:space="preserve">1. </w:t>
       </w:r>
       <w:r>
-        <w:t xml:space="preserve">Dado que llega un mensaje de texto nuevo a un grupo monitoreado, entonces el sistema lo guarda como pendiente de análisis, sin el número ni el nombre del remitente.</w:t>
+        <w:t xml:space="preserve">Dado que el conductor tiene la app abierta en pantalla y concedió el permiso de ubicación, entonces la app envía periódicamente su velocidad y posición al backend, tenga o no una ruta activa.</w:t>
       </w:r>
     </w:p>
     <w:p>
@@ -1378,7 +1349,7 @@
         <w:t xml:space="preserve">2. </w:t>
       </w:r>
       <w:r>
-        <w:t xml:space="preserve">Dado que pasaron 5 minutos desde el último análisis y existen mensajes pendientes, entonces el sistema los analiza en un lote, identifica el surtidor, el combustible y el estado de cada uno, y actualiza el backend.</w:t>
+        <w:t xml:space="preserve">Dado que la app pasa a segundo plano o se cierra, entonces deja de obtener la ubicación y de enviar telemetría.</w:t>
       </w:r>
     </w:p>
     <w:p>
@@ -1394,7 +1365,7 @@
         <w:t xml:space="preserve">3. </w:t>
       </w:r>
       <w:r>
-        <w:t xml:space="preserve">Dado que no existen mensajes pendientes, entonces el sistema no realiza el análisis.</w:t>
+        <w:t xml:space="preserve">Dado que la telemetría muestra que un vehículo permanece detenido o avanza muy lento en una vía vehicular por más tiempo del umbral definido (CU-04, sección 8), entonces el sistema registra congestión en esa zona.</w:t>
       </w:r>
     </w:p>
     <w:p>
@@ -1410,55 +1381,7 @@
         <w:t xml:space="preserve">4. </w:t>
       </w:r>
       <w:r>
-        <w:t xml:space="preserve">Dado que un mensaje es una pregunta, es ambiguo o no identifica un surtidor, entonces se descarta sin alterar el estado actual.</w:t>
-      </w:r>
-    </w:p>
-    <w:p>
-      <w:pPr>
-        <w:spacing w:after="100"/>
-        <w:ind w:left="460" w:hanging="260"/>
-      </w:pPr>
-      <w:r>
-        <w:rPr>
-          <w:b/>
-          <w:bCs/>
-        </w:rPr>
-        <w:t xml:space="preserve">5. </w:t>
-      </w:r>
-      <w:r>
-        <w:t xml:space="preserve">Dado que se pierde la conexión con el servicio de mensajería, entonces el sistema reintenta la conexión periódicamente y conserva el último estado conocido de cada surtidor junto con su fecha de actualización.</w:t>
-      </w:r>
-    </w:p>
-    <w:p>
-      <w:pPr>
-        <w:spacing w:after="100"/>
-        <w:ind w:left="460" w:hanging="260"/>
-      </w:pPr>
-      <w:r>
-        <w:rPr>
-          <w:b/>
-          <w:bCs/>
-        </w:rPr>
-        <w:t xml:space="preserve">6. </w:t>
-      </w:r>
-      <w:r>
-        <w:t xml:space="preserve">Dado que el servicio de análisis no está disponible, entonces los mensajes permanecen pendientes y se analizan en el siguiente ciclo.</w:t>
-      </w:r>
-    </w:p>
-    <w:p>
-      <w:pPr>
-        <w:spacing w:after="100"/>
-        <w:ind w:left="460" w:hanging="260"/>
-      </w:pPr>
-      <w:r>
-        <w:rPr>
-          <w:b/>
-          <w:bCs/>
-        </w:rPr>
-        <w:t xml:space="preserve">7. </w:t>
-      </w:r>
-      <w:r>
-        <w:t xml:space="preserve">Dado que un mensaje válido llega a un grupo monitoreado, entonces el estado del surtidor queda reflejado en el módulo de combustible (HU-07) en menos de 6 minutos.</w:t>
+        <w:t xml:space="preserve">Dado que el conductor no concedió el permiso de ubicación o lo revocó, entonces la app no envía telemetría y las funciones que no dependen de la ubicación siguen disponibles.</w:t>
       </w:r>
     </w:p>
     <w:p>
@@ -1480,7 +1403,7 @@
         <w:spacing w:after="60"/>
       </w:pPr>
       <w:r>
-        <w:t xml:space="preserve">Rendimiento: el estado de un surtidor debe reflejarse en el módulo de combustible en menos de 6 minutos desde que llega el mensaje (ciclo de análisis de 5 minutos más procesamiento).</w:t>
+        <w:t xml:space="preserve">Rendimiento: el envío de telemetría no debe afectar la fluidez del mapa ni elevar el consumo de batería por encima del de una app de navegación común.</w:t>
       </w:r>
     </w:p>
     <w:p>
@@ -1506,7 +1429,7 @@
         <w:spacing w:after="60"/>
       </w:pPr>
       <w:r>
-        <w:t xml:space="preserve">Seguridad: el acceso a los grupos de WhatsApp monitoreados debe estar restringido a la cuenta/servicio autorizado del sistema.</w:t>
+        <w:t xml:space="preserve">Seguridad: solo se acepta telemetría de usuarios con sesión iniciada.</w:t>
       </w:r>
     </w:p>
     <w:p>
@@ -1519,7 +1442,7 @@
         <w:spacing w:after="60"/>
       </w:pPr>
       <w:r>
-        <w:t xml:space="preserve">Privacidad: el texto de los mensajes se elimina después de su análisis, y al servicio de análisis no se envían datos del remitente.</w:t>
+        <w:t xml:space="preserve">Privacidad: la app nunca obtiene la ubicación en segundo plano y la posición de un conductor no se muestra a otros usuarios.</w:t>
       </w:r>
     </w:p>
     <w:p>
@@ -1553,7 +1476,7 @@
           <w:szCs w:val="26"/>
         </w:rPr>
         <w:lastRenderedPageBreak/>
-        <w:t>CASO DE USO N°7</w:t>
+        <w:t>CASO DE USO N°5</w:t>
       </w:r>
     </w:p>
     <w:p>
@@ -1562,7 +1485,7 @@
         <w:spacing w:after="150"/>
       </w:pPr>
       <w:r>
-        <w:t>HU-09: Ejecutar simulador de tráfico</w:t>
+        <w:t>HU-07: Consultar disponibilidad de combustible</w:t>
       </w:r>
     </w:p>
     <w:p>
@@ -1570,7 +1493,7 @@
         <w:spacing w:after="150"/>
       </w:pPr>
       <w:r>
-        <w:t>Como desarrollador del equipo,</w:t>
+        <w:t xml:space="preserve">Como conductor de la app,</w:t>
       </w:r>
     </w:p>
     <w:p>
@@ -1578,7 +1501,7 @@
         <w:spacing w:after="120"/>
       </w:pPr>
       <w:r>
-        <w:t>quiero ejecutar un simulador que genere "usuarios fantasma" con eventos y telemetría,</w:t>
+        <w:t>quiero consultar el estado de disponibilidad de combustible en surtidores cercanos,</w:t>
       </w:r>
     </w:p>
     <w:p>
@@ -1586,7 +1509,28 @@
         <w:spacing w:after="120"/>
       </w:pPr>
       <w:r>
-        <w:t>para validar el rendimiento y la estabilidad del sistema bajo carga antes de un despliegue.</w:t>
+        <w:t>para evitar dirigirme a uno que esté agotado.</w:t>
+      </w:r>
+    </w:p>
+    <w:p>
+      <w:pPr>
+        <w:spacing w:after="150"/>
+      </w:pPr>
+      <w:r>
+        <w:rPr>
+          <w:b/>
+          <w:bCs/>
+          <w:sz w:val="20"/>
+          <w:szCs w:val="20"/>
+        </w:rPr>
+        <w:t xml:space="preserve">Dependencia: </w:t>
+      </w:r>
+      <w:r>
+        <w:rPr>
+          <w:sz w:val="20"/>
+          <w:szCs w:val="20"/>
+        </w:rPr>
+        <w:t xml:space="preserve">Depende funcionalmente de HU-08: el monitoreo de WhatsApp es la fuente principal del estado de los surtidores. HU-12 lo complementa con la confirmación opcional de los conductores.</w:t>
       </w:r>
     </w:p>
     <w:p>
@@ -1611,7 +1555,7 @@
         <w:t xml:space="preserve">1. </w:t>
       </w:r>
       <w:r>
-        <w:t xml:space="preserve">Dado que configuro parámetros válidos (cantidad de usuarios fantasma, rutas, eventos), cuando ejecuto el script de simulación, entonces el backend procesa los eventos y la telemetría simulados como si provinieran de usuarios reales.</w:t>
+        <w:t xml:space="preserve">Dado que abro el módulo de combustible, entonces el sistema obtiene mi ubicación actual y muestra los surtidores cercanos con su estado (disponible/agotado) por tipo de combustible (tipos definidos en CU-05, sección 8) y el origen del dato (WhatsApp o Conductores).</w:t>
       </w:r>
     </w:p>
     <w:p>
@@ -1627,7 +1571,7 @@
         <w:t xml:space="preserve">2. </w:t>
       </w:r>
       <w:r>
-        <w:t>Dado que los parámetros son inválidos o excesivos, entonces el sistema rechaza la ejecución e indica los límites permitidos.</w:t>
+        <w:t xml:space="preserve">Dado que un surtidor tiene datos del monitoreo de WhatsApp (HU-08) y de la confirmación de conductores (HU-12) para un mismo tipo de combustible, entonces el sistema muestra el más reciente, con su origen y su fecha de actualización.</w:t>
       </w:r>
     </w:p>
     <w:p>
@@ -1643,7 +1587,7 @@
         <w:t xml:space="preserve">3. </w:t>
       </w:r>
       <w:r>
-        <w:t xml:space="preserve">Dado que el backend no soporta la carga simulada, entonces degrada su desempeño sin considerarse un fallo del caso de uso, y el evento queda registrado en logs para su análisis posterior.</w:t>
+        <w:t xml:space="preserve">Dado que se conoce la fila aproximada de un surtidor, entonces el sistema la muestra junto a su estado.</w:t>
       </w:r>
     </w:p>
     <w:p>
@@ -1659,7 +1603,23 @@
         <w:t xml:space="preserve">4. </w:t>
       </w:r>
       <w:r>
-        <w:t>Dado que la simulación falla o se interrumpe, entonces no debe corromper datos reales del ambiente de producción.</w:t>
+        <w:t xml:space="preserve">Dado que un surtidor no tiene ningún dato o su último dato superó la vigencia definida (CU-05, sección 8), entonces se muestra como "sin información reciente".</w:t>
+      </w:r>
+    </w:p>
+    <w:p>
+      <w:pPr>
+        <w:spacing w:after="100"/>
+        <w:ind w:left="460" w:hanging="260"/>
+      </w:pPr>
+      <w:r>
+        <w:rPr>
+          <w:b/>
+          <w:bCs/>
+        </w:rPr>
+        <w:t xml:space="preserve">5. </w:t>
+      </w:r>
+      <w:r>
+        <w:t xml:space="preserve">Dado que un mensaje de WhatsApp no indica el tipo de combustible, entonces el sistema muestra ese estado con el tipo "Desconocido".</w:t>
       </w:r>
     </w:p>
     <w:p>
@@ -1681,7 +1641,7 @@
         <w:spacing w:after="60"/>
       </w:pPr>
       <w:r>
-        <w:t>Rendimiento: debe poder generar una cantidad configurable de usuarios fantasma sin bloquear el ambiente.</w:t>
+        <w:t>Rendimiento: el listado de surtidores cercanos debe entregarse en menos de 3 segundos.</w:t>
       </w:r>
     </w:p>
     <w:p>
@@ -1694,7 +1654,7 @@
         <w:spacing w:after="60"/>
       </w:pPr>
       <w:r>
-        <w:t xml:space="preserve">Usabilidad: los parámetros deben ser configurables por línea de comandos o archivo de configuración.</w:t>
+        <w:t xml:space="preserve">Usabilidad: debe distinguirse claramente el origen del dato (WhatsApp o Conductores).</w:t>
       </w:r>
     </w:p>
     <w:p>
@@ -1707,7 +1667,7 @@
         <w:spacing w:after="60"/>
       </w:pPr>
       <w:r>
-        <w:t>Seguridad: la simulación debe ejecutarse, cuando sea posible, en un ambiente aislado de producción.</w:t>
+        <w:t xml:space="preserve">Seguridad: solo los usuarios con sesión iniciada pueden consultar el módulo, y no se muestra quién aportó cada dato.</w:t>
       </w:r>
     </w:p>
     <w:p>
@@ -1725,33 +1685,12 @@
     </w:p>
     <w:p>
       <w:pPr>
-        <w:spacing w:after="100"/>
-        <w:rPr>
-          <w:b/>
-          <w:bCs/>
-          <w:sz w:val="26"/>
-          <w:szCs w:val="26"/>
-          <w:u w:val="single"/>
-        </w:rPr>
-      </w:pPr>
-      <w:r>
-        <w:rPr>
-          <w:b/>
-          <w:bCs/>
-          <w:sz w:val="26"/>
-          <w:szCs w:val="26"/>
-        </w:rPr>
-        <w:lastRenderedPageBreak/>
-        <w:t>CASO DE USO N°8</w:t>
-      </w:r>
-    </w:p>
-    <w:p>
-      <w:pPr>
         <w:pStyle w:val="Ttulo2"/>
         <w:spacing w:after="150"/>
       </w:pPr>
       <w:r>
-        <w:t>HU-10: Iniciar sesión con Google</w:t>
+        <w:lastRenderedPageBreak/>
+        <w:t xml:space="preserve">HU-12: Confirmar que hay combustible tras recargar</w:t>
       </w:r>
     </w:p>
     <w:p>
@@ -1767,7 +1706,7 @@
         <w:spacing w:after="120"/>
       </w:pPr>
       <w:r>
-        <w:t>quiero iniciar sesión con mi cuenta de Gmail,</w:t>
+        <w:t xml:space="preserve">quiero indicar que acabo de recargar combustible y de qué tipo,</w:t>
       </w:r>
     </w:p>
     <w:p>
@@ -1775,7 +1714,28 @@
         <w:spacing w:after="120"/>
       </w:pPr>
       <w:r>
-        <w:t>para acceder de forma rápida y segura sin gestionar una contraseña adicional.</w:t>
+        <w:t xml:space="preserve">para que los demás conductores sepan que ese surtidor tiene ese combustible.</w:t>
+      </w:r>
+    </w:p>
+    <w:p>
+      <w:pPr>
+        <w:spacing w:after="150"/>
+      </w:pPr>
+      <w:r>
+        <w:rPr>
+          <w:b/>
+          <w:bCs/>
+          <w:sz w:val="20"/>
+          <w:szCs w:val="20"/>
+        </w:rPr>
+        <w:t xml:space="preserve">Dependencia: </w:t>
+      </w:r>
+      <w:r>
+        <w:rPr>
+          <w:sz w:val="20"/>
+          <w:szCs w:val="20"/>
+        </w:rPr>
+        <w:t xml:space="preserve">Es una confirmación opcional que complementa el monitoreo de WhatsApp (HU-08); el módulo de combustible (HU-07) funciona aunque nadie responda.</w:t>
       </w:r>
     </w:p>
     <w:p>
@@ -1784,7 +1744,7 @@
         <w:spacing w:before="200" w:after="100"/>
       </w:pPr>
       <w:r>
-        <w:t>Criterios de aceptación</w:t>
+        <w:t xml:space="preserve">Criterios de aceptación</w:t>
       </w:r>
     </w:p>
     <w:p>
@@ -1800,7 +1760,7 @@
         <w:t xml:space="preserve">1. </w:t>
       </w:r>
       <w:r>
-        <w:t xml:space="preserve">Dado que presiono "Iniciar sesión con Google" y selecciono mi cuenta, entonces el backend valida el token de identidad emitido por Google, genera un JWT propio con expiración y me redirige al mapa autenticado.</w:t>
+        <w:t xml:space="preserve">Dado que la app me pregunta "¿Acabas de recargar combustible?" sobre un surtidor, cuando respondo "Sí", entonces la app me pregunta el tipo de combustible y me muestra las opciones "Gasolina", "Diesel", "Gasolina Premium" y "Diesel ULS".</w:t>
       </w:r>
     </w:p>
     <w:p>
@@ -1816,7 +1776,7 @@
         <w:t xml:space="preserve">2. </w:t>
       </w:r>
       <w:r>
-        <w:t>Dado que cancelo la selección de cuenta o rechazo los permisos solicitados, entonces vuelvo a la pantalla de inicio sin autenticar.</w:t>
+        <w:t xml:space="preserve">Dado que elijo el tipo de combustible, entonces el surtidor queda marcado con ese combustible disponible, con origen "Conductores" y la fecha de mi confirmación.</w:t>
       </w:r>
     </w:p>
     <w:p>
@@ -1832,7 +1792,7 @@
         <w:t xml:space="preserve">3. </w:t>
       </w:r>
       <w:r>
-        <w:t>Dado que el token de Google no puede validarse por estar expirado o ser inválido, entonces el sistema rechaza la solicitud, muestra un mensaje de error y permite reintentar.</w:t>
+        <w:t xml:space="preserve">Dado que respondo "No" o cierro cualquiera de las dos preguntas, entonces no se registra ningún cambio en el surtidor.</w:t>
       </w:r>
     </w:p>
     <w:p>
@@ -1848,7 +1808,23 @@
         <w:t xml:space="preserve">4. </w:t>
       </w:r>
       <w:r>
-        <w:t>Dado que se pierde la conexión durante el proceso de inicio de sesión, entonces el sistema notifica el error de red y permite reintentar el inicio de sesión con Google.</w:t>
+        <w:t xml:space="preserve">Dado que mi confirmación es más reciente que el último dato de WhatsApp de ese surtidor para ese tipo de combustible, entonces los demás conductores ven mi confirmación en el módulo de combustible (HU-07).</w:t>
+      </w:r>
+    </w:p>
+    <w:p>
+      <w:pPr>
+        <w:spacing w:after="100"/>
+        <w:ind w:left="460" w:hanging="260"/>
+      </w:pPr>
+      <w:r>
+        <w:rPr>
+          <w:b/>
+          <w:bCs/>
+        </w:rPr>
+        <w:t xml:space="preserve">5. </w:t>
+      </w:r>
+      <w:r>
+        <w:t xml:space="preserve">Dado que ya confirmé una recarga en ese surtidor hace poco, entonces el sistema no registra confirmaciones repetidas.</w:t>
       </w:r>
     </w:p>
     <w:p>
@@ -1857,7 +1833,7 @@
         <w:spacing w:before="200" w:after="100"/>
       </w:pPr>
       <w:r>
-        <w:t>Requisitos no funcionales</w:t>
+        <w:t xml:space="preserve">Requisitos no funcionales</w:t>
       </w:r>
     </w:p>
     <w:p>
@@ -1870,7 +1846,7 @@
         <w:spacing w:after="60"/>
       </w:pPr>
       <w:r>
-        <w:t>Rendimiento: la autenticación completa debe tardar menos de 3 segundos en condiciones normales de red.</w:t>
+        <w:t xml:space="preserve">Usabilidad: responder debe tomar como máximo dos toques (confirmar y elegir el tipo) y las preguntas no deben interrumpir la consulta de surtidores.</w:t>
       </w:r>
     </w:p>
     <w:p>
@@ -1883,7 +1859,257 @@
         <w:spacing w:after="60"/>
       </w:pPr>
       <w:r>
-        <w:t>Usabilidad: el flujo debe requerir un mínimo de pasos (selector de cuenta + confirmación).</w:t>
+        <w:t xml:space="preserve">Seguridad: solo los usuarios con sesión iniciada pueden confirmar, y el sistema debe evitar confirmaciones repetidas o abusivas del mismo usuario.</w:t>
+      </w:r>
+    </w:p>
+    <w:p>
+      <w:pPr>
+        <w:rPr>
+          <w:b/>
+          <w:bCs/>
+          <w:sz w:val="26"/>
+          <w:szCs w:val="26"/>
+        </w:rPr>
+      </w:pPr>
+      <w:r>
+        <w:br w:type="page"/>
+      </w:r>
+    </w:p>
+    <w:p>
+      <w:pPr>
+        <w:spacing w:after="100"/>
+        <w:rPr>
+          <w:b/>
+          <w:bCs/>
+          <w:sz w:val="26"/>
+          <w:szCs w:val="26"/>
+        </w:rPr>
+      </w:pPr>
+      <w:r>
+        <w:rPr>
+          <w:b/>
+          <w:bCs/>
+          <w:sz w:val="26"/>
+          <w:szCs w:val="26"/>
+        </w:rPr>
+        <w:lastRenderedPageBreak/>
+        <w:t>CASO DE USO N°6</w:t>
+      </w:r>
+    </w:p>
+    <w:p>
+      <w:pPr>
+        <w:pStyle w:val="Ttulo2"/>
+        <w:spacing w:after="150"/>
+      </w:pPr>
+      <w:r>
+        <w:t xml:space="preserve">HU-08: Monitorear estado de surtidores vía WhatsApp</w:t>
+      </w:r>
+    </w:p>
+    <w:p>
+      <w:pPr>
+        <w:spacing w:after="150"/>
+      </w:pPr>
+      <w:r>
+        <w:t xml:space="preserve">Como sistema,</w:t>
+      </w:r>
+    </w:p>
+    <w:p>
+      <w:pPr>
+        <w:spacing w:after="120"/>
+      </w:pPr>
+      <w:r>
+        <w:t xml:space="preserve">quiero extraer los mensajes de los grupos de WhatsApp monitoreados e interpretarlos por lotes,</w:t>
+      </w:r>
+    </w:p>
+    <w:p>
+      <w:pPr>
+        <w:spacing w:after="120"/>
+      </w:pPr>
+      <w:r>
+        <w:t xml:space="preserve">para mantener actualizado el estado de los surtidores sin depender de reportes manuales.</w:t>
+      </w:r>
+    </w:p>
+    <w:p>
+      <w:pPr>
+        <w:spacing w:after="150"/>
+      </w:pPr>
+      <w:r>
+        <w:rPr>
+          <w:b/>
+          <w:bCs/>
+          <w:sz w:val="20"/>
+          <w:szCs w:val="20"/>
+        </w:rPr>
+        <w:t xml:space="preserve">Dependencia: </w:t>
+      </w:r>
+      <w:r>
+        <w:rPr>
+          <w:sz w:val="20"/>
+          <w:szCs w:val="20"/>
+        </w:rPr>
+        <w:t xml:space="preserve">La extracción y el análisis por lotes con LLM siguen la decisión de arquitectura documentada en decision_conexion_whatsapp.md (v1.3).</w:t>
+      </w:r>
+    </w:p>
+    <w:p>
+      <w:pPr>
+        <w:pStyle w:val="Ttulo3"/>
+        <w:spacing w:before="200" w:after="100"/>
+      </w:pPr>
+      <w:r>
+        <w:t xml:space="preserve">Criterios de aceptación</w:t>
+      </w:r>
+    </w:p>
+    <w:p>
+      <w:pPr>
+        <w:spacing w:after="100"/>
+        <w:ind w:left="460" w:hanging="260"/>
+      </w:pPr>
+      <w:r>
+        <w:rPr>
+          <w:b/>
+          <w:bCs/>
+        </w:rPr>
+        <w:t xml:space="preserve">1. </w:t>
+      </w:r>
+      <w:r>
+        <w:t xml:space="preserve">Dado que llega un mensaje de texto nuevo a un grupo monitoreado, entonces el sistema lo guarda como pendiente de análisis, sin el número ni el nombre del remitente.</w:t>
+      </w:r>
+    </w:p>
+    <w:p>
+      <w:pPr>
+        <w:spacing w:after="100"/>
+        <w:ind w:left="460" w:hanging="260"/>
+      </w:pPr>
+      <w:r>
+        <w:rPr>
+          <w:b/>
+          <w:bCs/>
+        </w:rPr>
+        <w:t xml:space="preserve">2. </w:t>
+      </w:r>
+      <w:r>
+        <w:t xml:space="preserve">Dado que pasaron 5 minutos desde el último análisis y existen mensajes pendientes, entonces el sistema los analiza en un lote, identifica el surtidor, el tipo de combustible (uno de los definidos en CU-05, sección 8, o "Desconocido" si el mensaje no lo indica), el estado y, si se menciona, la fila aproximada de cada uno, y envía el resultado al backend para actualizar los surtidores.</w:t>
+      </w:r>
+    </w:p>
+    <w:p>
+      <w:pPr>
+        <w:spacing w:after="100"/>
+        <w:ind w:left="460" w:hanging="260"/>
+      </w:pPr>
+      <w:r>
+        <w:rPr>
+          <w:b/>
+          <w:bCs/>
+        </w:rPr>
+        <w:t xml:space="preserve">3. </w:t>
+      </w:r>
+      <w:r>
+        <w:t xml:space="preserve">Dado que no existen mensajes pendientes, entonces el sistema no realiza el análisis.</w:t>
+      </w:r>
+    </w:p>
+    <w:p>
+      <w:pPr>
+        <w:spacing w:after="100"/>
+        <w:ind w:left="460" w:hanging="260"/>
+      </w:pPr>
+      <w:r>
+        <w:rPr>
+          <w:b/>
+          <w:bCs/>
+        </w:rPr>
+        <w:t xml:space="preserve">4. </w:t>
+      </w:r>
+      <w:r>
+        <w:t xml:space="preserve">Dado que un mensaje es una pregunta, es ambiguo o no identifica un surtidor, entonces se descarta sin alterar el estado actual.</w:t>
+      </w:r>
+    </w:p>
+    <w:p>
+      <w:pPr>
+        <w:spacing w:after="100"/>
+        <w:ind w:left="460" w:hanging="260"/>
+      </w:pPr>
+      <w:r>
+        <w:rPr>
+          <w:b/>
+          <w:bCs/>
+        </w:rPr>
+        <w:t xml:space="preserve">5. </w:t>
+      </w:r>
+      <w:r>
+        <w:t xml:space="preserve">Dado que se pierde la conexión con el servicio de mensajería, entonces el sistema reintenta la conexión periódicamente y conserva el último estado conocido de cada surtidor junto con su fecha de actualización.</w:t>
+      </w:r>
+    </w:p>
+    <w:p>
+      <w:pPr>
+        <w:spacing w:after="100"/>
+        <w:ind w:left="460" w:hanging="260"/>
+      </w:pPr>
+      <w:r>
+        <w:rPr>
+          <w:b/>
+          <w:bCs/>
+        </w:rPr>
+        <w:t xml:space="preserve">6. </w:t>
+      </w:r>
+      <w:r>
+        <w:t xml:space="preserve">Dado que el servicio de análisis no está disponible, entonces los mensajes permanecen pendientes y se analizan en el siguiente ciclo.</w:t>
+      </w:r>
+    </w:p>
+    <w:p>
+      <w:pPr>
+        <w:spacing w:after="100"/>
+        <w:ind w:left="460" w:hanging="260"/>
+      </w:pPr>
+      <w:r>
+        <w:rPr>
+          <w:b/>
+          <w:bCs/>
+        </w:rPr>
+        <w:t xml:space="preserve">7. </w:t>
+      </w:r>
+      <w:r>
+        <w:t xml:space="preserve">Dado que un mensaje válido llega a un grupo monitoreado, entonces el estado del surtidor queda reflejado en el módulo de combustible (HU-07) en menos de 6 minutos.</w:t>
+      </w:r>
+    </w:p>
+    <w:p>
+      <w:pPr>
+        <w:spacing w:after="100"/>
+        <w:ind w:left="460" w:hanging="260"/>
+      </w:pPr>
+      <w:r>
+        <w:rPr>
+          <w:b/>
+          <w:bCs/>
+        </w:rPr>
+        <w:t xml:space="preserve">8. </w:t>
+      </w:r>
+      <w:r>
+        <w:t xml:space="preserve">Dado que un mensaje pendiente supera el tiempo máximo de vigencia (CU-06, sección 8) sin haber sido analizado, entonces se descarta.</w:t>
+      </w:r>
+    </w:p>
+    <w:p>
+      <w:pPr>
+        <w:spacing w:after="100"/>
+        <w:ind w:left="460" w:hanging="260"/>
+      </w:pPr>
+      <w:r>
+        <w:rPr>
+          <w:b/>
+          <w:bCs/>
+        </w:rPr>
+        <w:t xml:space="preserve">9. </w:t>
+      </w:r>
+      <w:r>
+        <w:t xml:space="preserve">Dado que el resultado del análisis menciona un surtidor que no existe en el catálogo o no tiene el formato esperado, entonces el backend lo descarta sin actualizar ningún estado.</w:t>
+      </w:r>
+    </w:p>
+    <w:p>
+      <w:pPr>
+        <w:pStyle w:val="Ttulo3"/>
+        <w:spacing w:before="200" w:after="100"/>
+      </w:pPr>
+      <w:r>
+        <w:t xml:space="preserve">Requisitos no funcionales</w:t>
       </w:r>
     </w:p>
     <w:p>
@@ -1896,7 +2122,471 @@
         <w:spacing w:after="60"/>
       </w:pPr>
       <w:r>
-        <w:t>Seguridad: las credenciales de Google nunca se almacenan en el sistema; el JWT propio debe tener expiración y renovación segura.</w:t>
+        <w:t xml:space="preserve">Rendimiento: el estado de un surtidor debe reflejarse en el módulo de combustible en menos de 6 minutos desde que llega el mensaje (ciclo de análisis de 5 minutos más procesamiento).</w:t>
+      </w:r>
+    </w:p>
+    <w:p>
+      <w:pPr>
+        <w:pStyle w:val="Prrafodelista"/>
+        <w:numPr>
+          <w:ilvl w:val="0"/>
+          <w:numId w:val="1"/>
+        </w:numPr>
+        <w:spacing w:after="60"/>
+      </w:pPr>
+      <w:r>
+        <w:t xml:space="preserve">Usabilidad: no aplica de forma directa; es un proceso automático sin interacción del conductor.</w:t>
+      </w:r>
+    </w:p>
+    <w:p>
+      <w:pPr>
+        <w:pStyle w:val="Prrafodelista"/>
+        <w:numPr>
+          <w:ilvl w:val="0"/>
+          <w:numId w:val="1"/>
+        </w:numPr>
+        <w:spacing w:after="60"/>
+      </w:pPr>
+      <w:r>
+        <w:t xml:space="preserve">Seguridad: el acceso a los grupos de WhatsApp monitoreados debe estar restringido a la cuenta/servicio autorizado del sistema.</w:t>
+      </w:r>
+    </w:p>
+    <w:p>
+      <w:pPr>
+        <w:pStyle w:val="Prrafodelista"/>
+        <w:numPr>
+          <w:ilvl w:val="0"/>
+          <w:numId w:val="1"/>
+        </w:numPr>
+        <w:spacing w:after="60"/>
+      </w:pPr>
+      <w:r>
+        <w:t xml:space="preserve">Privacidad: el texto de los mensajes se elimina después de su análisis o al superar su vigencia, y al servicio de análisis no se envían datos del remitente.</w:t>
+      </w:r>
+    </w:p>
+    <w:p>
+      <w:pPr>
+        <w:rPr>
+          <w:b/>
+          <w:bCs/>
+          <w:sz w:val="26"/>
+          <w:szCs w:val="26"/>
+        </w:rPr>
+      </w:pPr>
+      <w:r>
+        <w:br w:type="page"/>
+      </w:r>
+    </w:p>
+    <w:p>
+      <w:pPr>
+        <w:spacing w:after="100"/>
+        <w:rPr>
+          <w:b/>
+          <w:bCs/>
+          <w:sz w:val="26"/>
+          <w:szCs w:val="26"/>
+        </w:rPr>
+      </w:pPr>
+      <w:r>
+        <w:rPr>
+          <w:b/>
+          <w:bCs/>
+          <w:sz w:val="26"/>
+          <w:szCs w:val="26"/>
+        </w:rPr>
+        <w:lastRenderedPageBreak/>
+        <w:t>CASO DE USO N°7</w:t>
+      </w:r>
+    </w:p>
+    <w:p>
+      <w:pPr>
+        <w:pStyle w:val="Ttulo2"/>
+        <w:spacing w:after="150"/>
+      </w:pPr>
+      <w:r>
+        <w:t>HU-09: Ejecutar simulador de tráfico</w:t>
+      </w:r>
+    </w:p>
+    <w:p>
+      <w:pPr>
+        <w:spacing w:after="150"/>
+      </w:pPr>
+      <w:r>
+        <w:t>Como desarrollador del equipo,</w:t>
+      </w:r>
+    </w:p>
+    <w:p>
+      <w:pPr>
+        <w:spacing w:after="120"/>
+      </w:pPr>
+      <w:r>
+        <w:t>quiero ejecutar un simulador que genere "usuarios fantasma" con eventos y telemetría,</w:t>
+      </w:r>
+    </w:p>
+    <w:p>
+      <w:pPr>
+        <w:spacing w:after="120"/>
+      </w:pPr>
+      <w:r>
+        <w:t>para validar el rendimiento y la estabilidad del sistema bajo carga antes de un despliegue.</w:t>
+      </w:r>
+    </w:p>
+    <w:p>
+      <w:pPr>
+        <w:pStyle w:val="Ttulo3"/>
+        <w:spacing w:before="200" w:after="100"/>
+      </w:pPr>
+      <w:r>
+        <w:t>Criterios de aceptación</w:t>
+      </w:r>
+    </w:p>
+    <w:p>
+      <w:pPr>
+        <w:spacing w:after="100"/>
+        <w:ind w:left="460" w:hanging="260"/>
+      </w:pPr>
+      <w:r>
+        <w:rPr>
+          <w:b/>
+          <w:bCs/>
+        </w:rPr>
+        <w:t xml:space="preserve">1. </w:t>
+      </w:r>
+      <w:r>
+        <w:t xml:space="preserve">Dado que configuro parámetros válidos (cantidad de usuarios fantasma, rutas, eventos), cuando ejecuto el script de simulación, entonces el backend procesa los eventos y la telemetría simulados como si provinieran de usuarios reales.</w:t>
+      </w:r>
+    </w:p>
+    <w:p>
+      <w:pPr>
+        <w:spacing w:after="100"/>
+        <w:ind w:left="460" w:hanging="260"/>
+      </w:pPr>
+      <w:r>
+        <w:rPr>
+          <w:b/>
+          <w:bCs/>
+        </w:rPr>
+        <w:t xml:space="preserve">2. </w:t>
+      </w:r>
+      <w:r>
+        <w:t>Dado que los parámetros son inválidos o excesivos, entonces el sistema rechaza la ejecución e indica los límites permitidos.</w:t>
+      </w:r>
+    </w:p>
+    <w:p>
+      <w:pPr>
+        <w:spacing w:after="100"/>
+        <w:ind w:left="460" w:hanging="260"/>
+      </w:pPr>
+      <w:r>
+        <w:rPr>
+          <w:b/>
+          <w:bCs/>
+        </w:rPr>
+        <w:t xml:space="preserve">3. </w:t>
+      </w:r>
+      <w:r>
+        <w:t xml:space="preserve">Dado que el backend no soporta la carga simulada, entonces degrada su desempeño sin considerarse un fallo del caso de uso, y el evento queda registrado en logs para su análisis posterior.</w:t>
+      </w:r>
+    </w:p>
+    <w:p>
+      <w:pPr>
+        <w:spacing w:after="100"/>
+        <w:ind w:left="460" w:hanging="260"/>
+      </w:pPr>
+      <w:r>
+        <w:rPr>
+          <w:b/>
+          <w:bCs/>
+        </w:rPr>
+        <w:t xml:space="preserve">4. </w:t>
+      </w:r>
+      <w:r>
+        <w:t>Dado que la simulación falla o se interrumpe, entonces no debe corromper datos reales del ambiente de producción.</w:t>
+      </w:r>
+    </w:p>
+    <w:p>
+      <w:pPr>
+        <w:spacing w:after="100"/>
+        <w:ind w:left="460" w:hanging="260"/>
+      </w:pPr>
+      <w:r>
+        <w:rPr>
+          <w:b/>
+          <w:bCs/>
+        </w:rPr>
+        <w:t xml:space="preserve">5. </w:t>
+      </w:r>
+      <w:r>
+        <w:t xml:space="preserve">Dado que los usuarios fantasma envían sus datos al backend con credenciales de prueba, entonces sus eventos y su telemetría quedan marcados como simulados y pueden eliminarse sin afectar los datos reales.</w:t>
+      </w:r>
+    </w:p>
+    <w:p>
+      <w:pPr>
+        <w:pStyle w:val="Ttulo3"/>
+        <w:spacing w:before="200" w:after="100"/>
+      </w:pPr>
+      <w:r>
+        <w:t>Requisitos no funcionales</w:t>
+      </w:r>
+    </w:p>
+    <w:p>
+      <w:pPr>
+        <w:pStyle w:val="Prrafodelista"/>
+        <w:numPr>
+          <w:ilvl w:val="0"/>
+          <w:numId w:val="1"/>
+        </w:numPr>
+        <w:spacing w:after="60"/>
+      </w:pPr>
+      <w:r>
+        <w:t>Rendimiento: debe poder generar una cantidad configurable de usuarios fantasma sin bloquear el ambiente.</w:t>
+      </w:r>
+    </w:p>
+    <w:p>
+      <w:pPr>
+        <w:pStyle w:val="Prrafodelista"/>
+        <w:numPr>
+          <w:ilvl w:val="0"/>
+          <w:numId w:val="1"/>
+        </w:numPr>
+        <w:spacing w:after="60"/>
+      </w:pPr>
+      <w:r>
+        <w:t xml:space="preserve">Usabilidad: los parámetros deben ser configurables por línea de comandos o archivo de configuración.</w:t>
+      </w:r>
+    </w:p>
+    <w:p>
+      <w:pPr>
+        <w:pStyle w:val="Prrafodelista"/>
+        <w:numPr>
+          <w:ilvl w:val="0"/>
+          <w:numId w:val="1"/>
+        </w:numPr>
+        <w:spacing w:after="60"/>
+      </w:pPr>
+      <w:r>
+        <w:t>Seguridad: la simulación debe ejecutarse, cuando sea posible, en un ambiente aislado de producción.</w:t>
+      </w:r>
+    </w:p>
+    <w:p>
+      <w:pPr>
+        <w:rPr>
+          <w:b/>
+          <w:bCs/>
+          <w:sz w:val="26"/>
+          <w:szCs w:val="26"/>
+        </w:rPr>
+      </w:pPr>
+      <w:r>
+        <w:br w:type="page"/>
+      </w:r>
+    </w:p>
+    <w:p>
+      <w:pPr>
+        <w:spacing w:after="100"/>
+        <w:rPr>
+          <w:b/>
+          <w:bCs/>
+          <w:sz w:val="26"/>
+          <w:szCs w:val="26"/>
+          <w:u w:val="single"/>
+        </w:rPr>
+      </w:pPr>
+      <w:r>
+        <w:rPr>
+          <w:b/>
+          <w:bCs/>
+          <w:sz w:val="26"/>
+          <w:szCs w:val="26"/>
+        </w:rPr>
+        <w:lastRenderedPageBreak/>
+        <w:t>CASO DE USO N°8</w:t>
+      </w:r>
+    </w:p>
+    <w:p>
+      <w:pPr>
+        <w:pStyle w:val="Ttulo2"/>
+        <w:spacing w:after="150"/>
+      </w:pPr>
+      <w:r>
+        <w:t>HU-10: Iniciar sesión con Google</w:t>
+      </w:r>
+    </w:p>
+    <w:p>
+      <w:pPr>
+        <w:spacing w:after="150"/>
+      </w:pPr>
+      <w:r>
+        <w:t xml:space="preserve">Como conductor de la app,</w:t>
+      </w:r>
+    </w:p>
+    <w:p>
+      <w:pPr>
+        <w:spacing w:after="120"/>
+      </w:pPr>
+      <w:r>
+        <w:t xml:space="preserve">quiero iniciar sesión con mi cuenta de Google,</w:t>
+      </w:r>
+    </w:p>
+    <w:p>
+      <w:pPr>
+        <w:spacing w:after="120"/>
+      </w:pPr>
+      <w:r>
+        <w:t>para acceder de forma rápida y segura sin gestionar una contraseña adicional.</w:t>
+      </w:r>
+    </w:p>
+    <w:p>
+      <w:pPr>
+        <w:pStyle w:val="Ttulo3"/>
+        <w:spacing w:before="200" w:after="100"/>
+      </w:pPr>
+      <w:r>
+        <w:t>Criterios de aceptación</w:t>
+      </w:r>
+    </w:p>
+    <w:p>
+      <w:pPr>
+        <w:spacing w:after="100"/>
+        <w:ind w:left="460" w:hanging="260"/>
+      </w:pPr>
+      <w:r>
+        <w:rPr>
+          <w:b/>
+          <w:bCs/>
+        </w:rPr>
+        <w:t xml:space="preserve">1. </w:t>
+      </w:r>
+      <w:r>
+        <w:t xml:space="preserve">Dado que presiono "Iniciar sesión con Google" y selecciono mi cuenta, entonces el backend valida el token de identidad emitido por Google, genera un JWT propio con expiración y me redirige al mapa autenticado.</w:t>
+      </w:r>
+    </w:p>
+    <w:p>
+      <w:pPr>
+        <w:spacing w:after="100"/>
+        <w:ind w:left="460" w:hanging="260"/>
+      </w:pPr>
+      <w:r>
+        <w:rPr>
+          <w:b/>
+          <w:bCs/>
+        </w:rPr>
+        <w:t xml:space="preserve">2. </w:t>
+      </w:r>
+      <w:r>
+        <w:t>Dado que cancelo la selección de cuenta o rechazo los permisos solicitados, entonces vuelvo a la pantalla de inicio sin autenticar.</w:t>
+      </w:r>
+    </w:p>
+    <w:p>
+      <w:pPr>
+        <w:spacing w:after="100"/>
+        <w:ind w:left="460" w:hanging="260"/>
+      </w:pPr>
+      <w:r>
+        <w:rPr>
+          <w:b/>
+          <w:bCs/>
+        </w:rPr>
+        <w:t xml:space="preserve">3. </w:t>
+      </w:r>
+      <w:r>
+        <w:t>Dado que el token de Google no puede validarse por estar expirado o ser inválido, entonces el sistema rechaza la solicitud, muestra un mensaje de error y permite reintentar.</w:t>
+      </w:r>
+    </w:p>
+    <w:p>
+      <w:pPr>
+        <w:spacing w:after="100"/>
+        <w:ind w:left="460" w:hanging="260"/>
+      </w:pPr>
+      <w:r>
+        <w:rPr>
+          <w:b/>
+          <w:bCs/>
+        </w:rPr>
+        <w:t xml:space="preserve">4. </w:t>
+      </w:r>
+      <w:r>
+        <w:t>Dado que se pierde la conexión durante el proceso de inicio de sesión, entonces el sistema notifica el error de red y permite reintentar el inicio de sesión con Google.</w:t>
+      </w:r>
+    </w:p>
+    <w:p>
+      <w:pPr>
+        <w:spacing w:after="100"/>
+        <w:ind w:left="460" w:hanging="260"/>
+      </w:pPr>
+      <w:r>
+        <w:rPr>
+          <w:b/>
+          <w:bCs/>
+        </w:rPr>
+        <w:t xml:space="preserve">5. </w:t>
+      </w:r>
+      <w:r>
+        <w:t xml:space="preserve">Dado que abro la app sin una sesión iniciada, entonces solo veo la pantalla de inicio de sesión y ninguna otra función está disponible hasta autenticarme.</w:t>
+      </w:r>
+    </w:p>
+    <w:p>
+      <w:pPr>
+        <w:spacing w:after="100"/>
+        <w:ind w:left="460" w:hanging="260"/>
+      </w:pPr>
+      <w:r>
+        <w:rPr>
+          <w:b/>
+          <w:bCs/>
+        </w:rPr>
+        <w:t xml:space="preserve">6. </w:t>
+      </w:r>
+      <w:r>
+        <w:t xml:space="preserve">Dado que ya inicié sesión y mi sesión sigue vigente, cuando abro la app, entonces entro directamente al mapa, incluso sin conexión a internet.</w:t>
+      </w:r>
+    </w:p>
+    <w:p>
+      <w:pPr>
+        <w:pStyle w:val="Ttulo3"/>
+        <w:spacing w:before="200" w:after="100"/>
+      </w:pPr>
+      <w:r>
+        <w:t>Requisitos no funcionales</w:t>
+      </w:r>
+    </w:p>
+    <w:p>
+      <w:pPr>
+        <w:pStyle w:val="Prrafodelista"/>
+        <w:numPr>
+          <w:ilvl w:val="0"/>
+          <w:numId w:val="1"/>
+        </w:numPr>
+        <w:spacing w:after="60"/>
+      </w:pPr>
+      <w:r>
+        <w:t>Rendimiento: la autenticación completa debe tardar menos de 3 segundos en condiciones normales de red.</w:t>
+      </w:r>
+    </w:p>
+    <w:p>
+      <w:pPr>
+        <w:pStyle w:val="Prrafodelista"/>
+        <w:numPr>
+          <w:ilvl w:val="0"/>
+          <w:numId w:val="1"/>
+        </w:numPr>
+        <w:spacing w:after="60"/>
+      </w:pPr>
+      <w:r>
+        <w:t>Usabilidad: el flujo debe requerir un mínimo de pasos (selector de cuenta + confirmación).</w:t>
+      </w:r>
+    </w:p>
+    <w:p>
+      <w:pPr>
+        <w:pStyle w:val="Prrafodelista"/>
+        <w:numPr>
+          <w:ilvl w:val="0"/>
+          <w:numId w:val="1"/>
+        </w:numPr>
+        <w:spacing w:after="60"/>
+      </w:pPr>
+      <w:r>
+        <w:t xml:space="preserve">Seguridad: las credenciales de Google nunca se almacenan en el sistema y no existen contraseñas propias; el JWT propio debe tener expiración y renovación segura.</w:t>
       </w:r>
     </w:p>
     <w:sectPr>

--- a/02_req/editablesWORD/HU_ChuroViaje.docx
+++ b/02_req/editablesWORD/HU_ChuroViaje.docx
@@ -65,7 +65,7 @@
         <w:spacing w:after="120"/>
       </w:pPr>
       <w:r>
-        <w:t>quiero reportar un evento vial (choque, control, congestión, etc.) desde el mapa,</w:t>
+        <w:t xml:space="preserve">quiero reportar un evento vial (accidente, control policial, bloqueo u otro) desde el mapa,</w:t>
       </w:r>
     </w:p>
     <w:p>
@@ -114,7 +114,7 @@
         <w:t xml:space="preserve">2. </w:t>
       </w:r>
       <w:r>
-        <w:t xml:space="preserve">Dado que el modal de reporte está abierto, entonces puedo seleccionar el tipo de evento vial e indicar hace cuánto ocurrió, con "Hace 5 minutos" marcado por defecto y botones de acceso rápido para cambiar el tiempo: "Ahora mismo", "Hace 10 minutos" y "Hace 1 hora".</w:t>
+        <w:t xml:space="preserve">Dado que el modal de reporte está abierto, entonces puedo seleccionar el tipo de evento vial e indicar hace cuánto ocurrió, con "Hace 5 minutos" marcado por defecto y botones de acceso rápido para cambiar el tiempo: "Ahora mismo", "Hace 10 minutos" y "Hace 30 minutos".</w:t>
       </w:r>
     </w:p>
     <w:p>
@@ -178,7 +178,23 @@
         <w:t xml:space="preserve">6. </w:t>
       </w:r>
       <w:r>
-        <w:t xml:space="preserve">Dado que mi token de sesión expiró al momento de reportar, entonces el sistema me solicita reautenticarme (HU-10) y, una vez autenticado, reintenta el envío del reporte.</w:t>
+        <w:t xml:space="preserve">Dado que mi token de sesión expiró al momento de reportar, entonces el sistema intenta renovar la sesión sin que yo intervenga; si no puede, me solicita reautenticarme (HU-10) y, una vez autenticado, reintenta el envío del reporte.</w:t>
+      </w:r>
+    </w:p>
+    <w:p>
+      <w:pPr>
+        <w:spacing w:after="100"/>
+        <w:ind w:left="460" w:hanging="260"/>
+      </w:pPr>
+      <w:r>
+        <w:rPr>
+          <w:b/>
+          <w:bCs/>
+        </w:rPr>
+        <w:t xml:space="preserve">7. </w:t>
+      </w:r>
+      <w:r>
+        <w:t xml:space="preserve">Dado que el backend rechaza mi reporte (ubicación fuera de Tarija, evento ya vencido, reporte repetido o límite de reportes superado), entonces el sistema me muestra el motivo del rechazo y el reporte no se registra.</w:t>
       </w:r>
     </w:p>
     <w:p>
@@ -434,7 +450,7 @@
         <w:spacing w:after="120"/>
       </w:pPr>
       <w:r>
-        <w:t>para anticiparme a choques, controles o congestiones en mi ruta.</w:t>
+        <w:t xml:space="preserve">para anticiparme a accidentes, controles, bloqueos o congestiones en mi ruta.</w:t>
       </w:r>
     </w:p>
     <w:p>
@@ -459,7 +475,7 @@
         <w:t xml:space="preserve">1. </w:t>
       </w:r>
       <w:r>
-        <w:t xml:space="preserve">Dado que abro la app con conexión a internet activa, entonces el mapa muestra los eventos vigentes categorizados por color según su tipo (por ejemplo, rojo para choques, azul para controles).</w:t>
+        <w:t xml:space="preserve">Dado que abro la app con conexión a internet activa, entonces el mapa muestra los eventos vigentes categorizados por color según su tipo (por ejemplo, rojo para accidentes, azul para controles).</w:t>
       </w:r>
     </w:p>
     <w:p>
@@ -763,7 +779,7 @@
         <w:t xml:space="preserve">2. </w:t>
       </w:r>
       <w:r>
-        <w:t xml:space="preserve">Dado que elijo un evento de la lista, cuando voto "real" o "falso", entonces el sistema registra mi voto; solo puedo votar una vez por evento.</w:t>
+        <w:t xml:space="preserve">Dado que elijo un evento de la lista, cuando voto "real" o "falso", entonces el sistema registra mi voto; solo puedo votar una vez por evento, no puedo votar un evento que reporté yo y la congestión que detecta el sistema no se vota.</w:t>
       </w:r>
     </w:p>
     <w:p>
@@ -795,7 +811,7 @@
         <w:t xml:space="preserve">4. </w:t>
       </w:r>
       <w:r>
-        <w:t xml:space="preserve">Dado que un evento recibe votos "real", entonces queda marcado como confirmado.</w:t>
+        <w:t xml:space="preserve">Dado que un evento acumula la cantidad de votos "real" definida (CU-02, sección 8), entonces queda marcado como confirmado y ya no se retira por votos; solo vence.</w:t>
       </w:r>
     </w:p>
     <w:p>
@@ -967,7 +983,7 @@
         <w:t xml:space="preserve">3. </w:t>
       </w:r>
       <w:r>
-        <w:t xml:space="preserve">Dado que el servicio de Mapbox no está disponible, entonces el sistema informa un error de servicio externo y sugiere reintentar más tarde.</w:t>
+        <w:t xml:space="preserve">Dado que el mapa base de Mapbox no carga al mostrar la ruta, entonces el sistema informa un error de servicio externo y sugiere reintentar más tarde; el cálculo de la ruta no depende de Mapbox.</w:t>
       </w:r>
     </w:p>
     <w:p>
@@ -1090,7 +1106,7 @@
         <w:spacing w:after="150"/>
       </w:pPr>
       <w:r>
-        <w:t>HU-06: Recalcular ruta ante congestión</w:t>
+        <w:t xml:space="preserve">HU-06: Recalcular ruta ante un evento vial</w:t>
       </w:r>
     </w:p>
     <w:p>
@@ -1106,7 +1122,7 @@
         <w:spacing w:after="120"/>
       </w:pPr>
       <w:r>
-        <w:t>quiero que el sistema recalcule automáticamente mi ruta si detecta congestión,</w:t>
+        <w:t xml:space="preserve">quiero que el sistema me proponga una ruta alternativa cuando un evento vial afecte mi camino,</w:t>
       </w:r>
     </w:p>
     <w:p>
@@ -1114,7 +1130,7 @@
         <w:spacing w:after="120"/>
       </w:pPr>
       <w:r>
-        <w:t>para evitar demoras sin tener que intervenir manualmente.</w:t>
+        <w:t xml:space="preserve">para evitar demoras sin tener que buscarla yo.</w:t>
       </w:r>
     </w:p>
     <w:p>
@@ -1135,7 +1151,7 @@
           <w:sz w:val="20"/>
           <w:szCs w:val="20"/>
         </w:rPr>
-        <w:t xml:space="preserve">La detección de congestión se alimenta de los reportes de otros conductores (HU-01) y de la telemetría que la app envía mientras está abierta (HU-13).</w:t>
+        <w:t xml:space="preserve">Los eventos que afectan la ruta vienen de los reportes de otros conductores (HU-01) y de la congestión que el sistema detecta con la telemetría que la app envía mientras está abierta (HU-13).</w:t>
       </w:r>
     </w:p>
     <w:p>
@@ -1160,7 +1176,7 @@
         <w:t xml:space="preserve">1. </w:t>
       </w:r>
       <w:r>
-        <w:t>Dado que tengo una ruta activa en curso y el sistema detecta una zona de congestión sobre el trayecto (por reporte de otro conductor o por telemetría de velocidad/posición), entonces el sistema calcula y muestra una ruta alternativa que evita la congestión, sin interrumpir mi navegación.</w:t>
+        <w:t xml:space="preserve">Dado que tengo una ruta activa en curso y un evento vial vigente afecta el tramo que me falta (reportado por otro conductor o congestión detectada por telemetría), cuando existe una ruta alternativa mejor, entonces el sistema me la propone sin interrumpir mi navegación, con las opciones de aceptarla o rechazarla, y si la acepto actualiza las indicaciones.</w:t>
       </w:r>
     </w:p>
     <w:p>
@@ -1176,7 +1192,7 @@
         <w:t xml:space="preserve">2. </w:t>
       </w:r>
       <w:r>
-        <w:t>Dado que no existe una ruta alternativa viable, entonces el sistema mantiene la ruta original y me notifica la congestión detectada.</w:t>
+        <w:t xml:space="preserve">Dado que no existe una ruta alternativa viable, entonces el sistema mantiene la ruta original y me notifica el evento que afecta mi ruta.</w:t>
       </w:r>
     </w:p>
     <w:p>
@@ -1192,7 +1208,23 @@
         <w:t xml:space="preserve">3. </w:t>
       </w:r>
       <w:r>
-        <w:t>Dado que rechazo el cambio de ruta sugerido, entonces la ruta original se mantiene marcada como congestionada.</w:t>
+        <w:t xml:space="preserve">Dado que rechazo el cambio de ruta sugerido, entonces la ruta original se mantiene y el evento se muestra sobre ella.</w:t>
+      </w:r>
+    </w:p>
+    <w:p>
+      <w:pPr>
+        <w:spacing w:after="100"/>
+        <w:ind w:left="460" w:hanging="260"/>
+      </w:pPr>
+      <w:r>
+        <w:rPr>
+          <w:b/>
+          <w:bCs/>
+        </w:rPr>
+        <w:t xml:space="preserve">4. </w:t>
+      </w:r>
+      <w:r>
+        <w:t xml:space="preserve">Dado que no respondo a la propuesta en 15 segundos, entonces el aviso se cierra solo, sigo con la ruta original y ese evento no vuelve a generar una propuesta en esta ruta.</w:t>
       </w:r>
     </w:p>
     <w:p>
@@ -1240,7 +1272,7 @@
         <w:spacing w:after="60"/>
       </w:pPr>
       <w:r>
-        <w:t>Seguridad: evitar recálculos innecesarios o repetitivos que distraigan al conductor.</w:t>
+        <w:t xml:space="preserve">Seguridad: evitar recálculos innecesarios o repetitivos que distraigan al conductor; un mismo evento genera una sola propuesta por ruta.</w:t>
       </w:r>
     </w:p>
     <w:p>
@@ -1279,7 +1311,7 @@
         <w:spacing w:after="120"/>
       </w:pPr>
       <w:r>
-        <w:t xml:space="preserve">quiero recibir la velocidad y la posición de los conductores mientras tienen la app abierta,</w:t>
+        <w:t xml:space="preserve">quiero recibir la posición de los conductores mientras tienen la app abierta,</w:t>
       </w:r>
     </w:p>
     <w:p>
@@ -1287,7 +1319,7 @@
         <w:spacing w:after="120"/>
       </w:pPr>
       <w:r>
-        <w:t xml:space="preserve">para detectar congestión sin depender solo de los reportes manuales.</w:t>
+        <w:t xml:space="preserve">para calcular su velocidad y detectar congestión sin depender solo de los reportes manuales.</w:t>
       </w:r>
     </w:p>
     <w:p>
@@ -1333,7 +1365,7 @@
         <w:t xml:space="preserve">1. </w:t>
       </w:r>
       <w:r>
-        <w:t xml:space="preserve">Dado que el conductor tiene la app abierta en pantalla y concedió el permiso de ubicación, entonces la app envía periódicamente su velocidad y posición al backend, tenga o no una ruta activa.</w:t>
+        <w:t xml:space="preserve">Dado que el conductor tiene la app abierta en pantalla y concedió el permiso de ubicación, entonces la app envía periódicamente su posición al backend, tenga o no una ruta activa, y el sistema calcula la velocidad con ella.</w:t>
       </w:r>
     </w:p>
     <w:p>
@@ -1760,7 +1792,7 @@
         <w:t xml:space="preserve">1. </w:t>
       </w:r>
       <w:r>
-        <w:t xml:space="preserve">Dado que la app me pregunta "¿Acabas de recargar combustible?" sobre un surtidor, cuando respondo "Sí", entonces la app me pregunta el tipo de combustible y me muestra las opciones "Gasolina", "Diesel", "Gasolina Premium" y "Diesel ULS".</w:t>
+        <w:t xml:space="preserve">Dado que me detuve unos minutos junto a un surtidor con la app abierta y la app me pregunta "¿Acabas de recargar combustible?", cuando respondo "Sí", entonces la app me pregunta el tipo de combustible y me muestra las opciones "Gasolina", "Diesel", "Gasolina Premium" y "Diesel ULS".</w:t>
       </w:r>
     </w:p>
     <w:p>
@@ -1824,7 +1856,7 @@
         <w:t xml:space="preserve">5. </w:t>
       </w:r>
       <w:r>
-        <w:t xml:space="preserve">Dado que ya confirmé una recarga en ese surtidor hace poco, entonces el sistema no registra confirmaciones repetidas.</w:t>
+        <w:t xml:space="preserve">Dado que ya confirmé ese tipo de combustible en ese surtidor en la última hora, entonces el sistema no registra la confirmación repetida.</w:t>
       </w:r>
     </w:p>
     <w:p>
@@ -1947,7 +1979,7 @@
           <w:sz w:val="20"/>
           <w:szCs w:val="20"/>
         </w:rPr>
-        <w:t xml:space="preserve">La extracción y el análisis por lotes con LLM siguen la decisión de arquitectura documentada en decision_conexion_whatsapp.md (v1.3).</w:t>
+        <w:t xml:space="preserve">La extracción y el análisis por lotes con LLM siguen la decisión de arquitectura documentada en decision_conexion_whatsapp.md (v1.4).</w:t>
       </w:r>
     </w:p>
     <w:p>
@@ -2161,7 +2193,7 @@
         <w:spacing w:after="60"/>
       </w:pPr>
       <w:r>
-        <w:t xml:space="preserve">Privacidad: el texto de los mensajes se elimina después de su análisis o al superar su vigencia, y al servicio de análisis no se envían datos del remitente.</w:t>
+        <w:t xml:space="preserve">Privacidad: el texto de los mensajes se elimina después de su análisis o al superar su vigencia, y al servicio de análisis solo se envían el texto y la fecha de cada mensaje, sin datos del remitente y con los números de teléfono ocultos. Se usa la capa gratuita de la API de Gemini, cuyos términos permiten a Google usar lo enviado para mejorar sus productos; la política de privacidad lo informa.</w:t>
       </w:r>
     </w:p>
     <w:p>
@@ -2458,7 +2490,7 @@
         <w:t xml:space="preserve">1. </w:t>
       </w:r>
       <w:r>
-        <w:t xml:space="preserve">Dado que presiono "Iniciar sesión con Google" y selecciono mi cuenta, entonces el backend valida el token de identidad emitido por Google, genera un JWT propio con expiración y me redirige al mapa autenticado.</w:t>
+        <w:t xml:space="preserve">Dado que presiono "Iniciar sesión con Google" y selecciono mi cuenta, entonces el backend valida el token de identidad emitido por Google, genera un JWT propio con expiración y un token de renovación, y me redirige al mapa autenticado.</w:t>
       </w:r>
     </w:p>
     <w:p>
@@ -2538,7 +2570,23 @@
         <w:t xml:space="preserve">6. </w:t>
       </w:r>
       <w:r>
-        <w:t xml:space="preserve">Dado que ya inicié sesión y mi sesión sigue vigente, cuando abro la app, entonces entro directamente al mapa, incluso sin conexión a internet.</w:t>
+        <w:t xml:space="preserve">Dado que ya inicié sesión y mi token de renovación sigue vigente (30 días), cuando abro la app, entonces entro directamente al mapa, incluso sin conexión a internet, y al volver la conexión la app renueva mi sesión sin que yo intervenga.</w:t>
+      </w:r>
+    </w:p>
+    <w:p>
+      <w:pPr>
+        <w:spacing w:after="100"/>
+        <w:ind w:left="460" w:hanging="260"/>
+      </w:pPr>
+      <w:r>
+        <w:rPr>
+          <w:b/>
+          <w:bCs/>
+        </w:rPr>
+        <w:t xml:space="preserve">7. </w:t>
+      </w:r>
+      <w:r>
+        <w:t xml:space="preserve">Dado que tengo la sesión iniciada, cuando toco "Cerrar sesión" en el menú de la cuenta, entonces el backend invalida mi token de renovación, la app borra del teléfono los tokens, la cola de reportes y los datos guardados, y vuelvo a la pantalla de inicio de sesión.</w:t>
       </w:r>
     </w:p>
     <w:p>

--- a/02_req/editablesWORD/HU_ChuroViaje.docx
+++ b/02_req/editablesWORD/HU_ChuroViaje.docx
@@ -1562,7 +1562,7 @@
           <w:sz w:val="20"/>
           <w:szCs w:val="20"/>
         </w:rPr>
-        <w:t xml:space="preserve">Depende funcionalmente de HU-08: el monitoreo de WhatsApp es la fuente principal del estado de los surtidores. HU-12 lo complementa con la confirmación opcional de los conductores.</w:t>
+        <w:t>Depende funcionalmente de HU-08 y HU-14: el monitoreo de WhatsApp y la consulta a ANH son las fuentes automáticas del estado de los surtidores. HU-12 las complementa con la confirmación opcional de los conductores.</w:t>
       </w:r>
     </w:p>
     <w:p>
@@ -1587,7 +1587,7 @@
         <w:t xml:space="preserve">1. </w:t>
       </w:r>
       <w:r>
-        <w:t xml:space="preserve">Dado que abro el módulo de combustible, entonces el sistema obtiene mi ubicación actual y muestra los surtidores cercanos con su estado (disponible/agotado) por tipo de combustible (tipos definidos en CU-05, sección 8) y el origen del dato (WhatsApp o Conductores).</w:t>
+        <w:t>Dado que abro el módulo de combustible, entonces el sistema obtiene mi ubicación actual y muestra los surtidores cercanos con su estado (disponible/agotado) por tipo de combustible (tipos definidos en CU-05, sección 8) y el origen del dato (WhatsApp, Conductores o ANH).</w:t>
       </w:r>
     </w:p>
     <w:p>
@@ -1603,7 +1603,7 @@
         <w:t xml:space="preserve">2. </w:t>
       </w:r>
       <w:r>
-        <w:t xml:space="preserve">Dado que un surtidor tiene datos del monitoreo de WhatsApp (HU-08) y de la confirmación de conductores (HU-12) para un mismo tipo de combustible, entonces el sistema muestra el más reciente, con su origen y su fecha de actualización.</w:t>
+        <w:t>Dado que un surtidor tiene datos de más de un origen (monitoreo de WhatsApp en HU-08, consulta a ANH en HU-14 o confirmación de conductores en HU-12) para un mismo tipo de combustible, entonces el sistema muestra el más reciente, con su origen y su fecha de actualización.</w:t>
       </w:r>
     </w:p>
     <w:p>
@@ -1619,7 +1619,7 @@
         <w:t xml:space="preserve">3. </w:t>
       </w:r>
       <w:r>
-        <w:t xml:space="preserve">Dado que se conoce la fila aproximada de un surtidor, entonces el sistema la muestra junto a su estado.</w:t>
+        <w:t>Dado que se conoce la fila aproximada de un surtidor, entonces el sistema la muestra junto a su estado; si el dato es de ANH, muestra también el saldo en litros y el estado de ANH (alto, medio o bajo).</w:t>
       </w:r>
     </w:p>
     <w:p>
@@ -1686,7 +1686,7 @@
         <w:spacing w:after="60"/>
       </w:pPr>
       <w:r>
-        <w:t xml:space="preserve">Usabilidad: debe distinguirse claramente el origen del dato (WhatsApp o Conductores).</w:t>
+        <w:t>Usabilidad: debe distinguirse claramente el origen del dato (WhatsApp, Conductores o ANH).</w:t>
       </w:r>
     </w:p>
     <w:p>
@@ -1767,7 +1767,7 @@
           <w:sz w:val="20"/>
           <w:szCs w:val="20"/>
         </w:rPr>
-        <w:t xml:space="preserve">Es una confirmación opcional que complementa el monitoreo de WhatsApp (HU-08); el módulo de combustible (HU-07) funciona aunque nadie responda.</w:t>
+        <w:t>Es una confirmación opcional que complementa el monitoreo de WhatsApp (HU-08) y la consulta a ANH (HU-14); el módulo de combustible (HU-07) funciona aunque nadie responda.</w:t>
       </w:r>
     </w:p>
     <w:p>
@@ -1840,7 +1840,7 @@
         <w:t xml:space="preserve">4. </w:t>
       </w:r>
       <w:r>
-        <w:t xml:space="preserve">Dado que mi confirmación es más reciente que el último dato de WhatsApp de ese surtidor para ese tipo de combustible, entonces los demás conductores ven mi confirmación en el módulo de combustible (HU-07).</w:t>
+        <w:t>Dado que mi confirmación es más reciente que el último dato de WhatsApp o de ANH de ese surtidor para ese tipo de combustible, entonces los demás conductores ven mi confirmación en el módulo de combustible (HU-07).</w:t>
       </w:r>
     </w:p>
     <w:p>
@@ -2635,6 +2635,273 @@
       </w:pPr>
       <w:r>
         <w:t xml:space="preserve">Seguridad: las credenciales de Google nunca se almacenan en el sistema y no existen contraseñas propias; el JWT propio debe tener expiración y renovación segura.</w:t>
+      </w:r>
+    </w:p>
+    <w:p>
+      <w:pPr>
+        <w:rPr>
+          <w:b/>
+          <w:bCs/>
+          <w:sz w:val="26"/>
+          <w:szCs w:val="26"/>
+        </w:rPr>
+      </w:pPr>
+      <w:r>
+        <w:br w:type="page"/>
+      </w:r>
+    </w:p>
+    <w:p>
+      <w:pPr>
+        <w:spacing w:after="100"/>
+        <w:rPr>
+          <w:b/>
+          <w:bCs/>
+          <w:sz w:val="26"/>
+          <w:szCs w:val="26"/>
+        </w:rPr>
+      </w:pPr>
+      <w:r>
+        <w:rPr>
+          <w:b/>
+          <w:bCs/>
+          <w:sz w:val="26"/>
+          <w:szCs w:val="26"/>
+        </w:rPr>
+        <w:t>CASO DE USO N°9</w:t>
+      </w:r>
+    </w:p>
+    <w:p>
+      <w:pPr>
+        <w:pStyle w:val="Ttulo2"/>
+        <w:spacing w:after="150"/>
+      </w:pPr>
+      <w:r>
+        <w:t>HU-14: Consultar estado de combustible desde ANH</w:t>
+      </w:r>
+    </w:p>
+    <w:p>
+      <w:pPr>
+        <w:spacing w:after="150"/>
+      </w:pPr>
+      <w:r>
+        <w:t>Como sistema,</w:t>
+      </w:r>
+    </w:p>
+    <w:p>
+      <w:pPr>
+        <w:spacing w:after="120"/>
+      </w:pPr>
+      <w:r>
+        <w:t>quiero consultar periódicamente la API pública de ANH Abastecimiento,</w:t>
+      </w:r>
+    </w:p>
+    <w:p>
+      <w:pPr>
+        <w:spacing w:after="120"/>
+      </w:pPr>
+      <w:r>
+        <w:t>para mantener actualizado el estado de los surtidores con el saldo y el estado que informa ANH, además de los mensajes de WhatsApp.</w:t>
+      </w:r>
+    </w:p>
+    <w:p>
+      <w:pPr>
+        <w:spacing w:after="150"/>
+      </w:pPr>
+      <w:r>
+        <w:rPr>
+          <w:b/>
+          <w:bCs/>
+          <w:sz w:val="20"/>
+          <w:szCs w:val="20"/>
+        </w:rPr>
+        <w:t>Dependencia: La API de ANH es una fuente complementaria: no reemplaza al monitoreo de WhatsApp (HU-08) ni a las confirmaciones de los conductores (HU-12). Si ANH falla, las demás fuentes siguen funcionando. Las rutas y los campos usados salen del informe técnico de la API de ANH (T-115).</w:t>
+      </w:r>
+    </w:p>
+    <w:p>
+      <w:pPr>
+        <w:pStyle w:val="Ttulo3"/>
+        <w:spacing w:before="200" w:after="100"/>
+      </w:pPr>
+      <w:r>
+        <w:t xml:space="preserve">Criterios de aceptación</w:t>
+      </w:r>
+    </w:p>
+    <w:p>
+      <w:pPr>
+        <w:spacing w:after="100"/>
+        <w:ind w:left="460" w:hanging="260"/>
+      </w:pPr>
+      <w:r>
+        <w:rPr>
+          <w:b/>
+          <w:bCs/>
+        </w:rPr>
+        <w:t>1. Dado que se cumple el ciclo de consulta del backend, entonces el sistema pide a ANH las estaciones de Tarija de gasolina y de diésel, solo con lecturas por HTTPS y sin enviar datos de personas.</w:t>
+      </w:r>
+    </w:p>
+    <w:p>
+      <w:pPr>
+        <w:spacing w:after="100"/>
+        <w:ind w:left="460" w:hanging="260"/>
+      </w:pPr>
+      <w:r>
+        <w:rPr>
+          <w:b/>
+          <w:bCs/>
+        </w:rPr>
+        <w:t>2. Dado que ANH responde con estaciones de todo el departamento, entonces el sistema ignora las que están fuera de la mancha urbana de Tarija o que no están vinculadas con un surtidor del catálogo.</w:t>
+      </w:r>
+    </w:p>
+    <w:p>
+      <w:pPr>
+        <w:spacing w:after="100"/>
+        <w:ind w:left="460" w:hanging="260"/>
+      </w:pPr>
+      <w:r>
+        <w:rPr>
+          <w:b/>
+          <w:bCs/>
+        </w:rPr>
+        <w:t>3. Dado que una estación vinculada informa su saldo, entonces el sistema actualiza el surtidor para ese tipo de combustible: 0 litros es agotado y más de 0 litros es disponible, con origen "ANH", los litros, el estado de ANH (alto, medio o bajo) y la fecha que informa ANH.</w:t>
+      </w:r>
+    </w:p>
+    <w:p>
+      <w:pPr>
+        <w:spacing w:after="100"/>
+        <w:ind w:left="460" w:hanging="260"/>
+      </w:pPr>
+      <w:r>
+        <w:rPr>
+          <w:b/>
+          <w:bCs/>
+        </w:rPr>
+        <w:t>4. Dado que el estado de ANH es alto, medio o bajo, entonces el sistema lo guarda y lo muestra tal como llega, sin convertirlo en agotado.</w:t>
+      </w:r>
+    </w:p>
+    <w:p>
+      <w:pPr>
+        <w:spacing w:after="100"/>
+        <w:ind w:left="460" w:hanging="260"/>
+      </w:pPr>
+      <w:r>
+        <w:rPr>
+          <w:b/>
+          <w:bCs/>
+        </w:rPr>
+        <w:t>5. Dado que una estación llega sin saldo, con un saldo no válido o sin fecha de actualización, entonces no se crea ni se cambia ningún estado de ese surtidor.</w:t>
+      </w:r>
+    </w:p>
+    <w:p>
+      <w:pPr>
+        <w:spacing w:after="100"/>
+        <w:ind w:left="460" w:hanging="260"/>
+      </w:pPr>
+      <w:r>
+        <w:rPr>
+          <w:b/>
+          <w:bCs/>
+        </w:rPr>
+        <w:t>6. Dado que ANH no responde, falla o su respuesta no es válida o está incompleta (otro departamento u otro combustible, estaciones repetidas o paginación), entonces el sistema conserva el último dato de cada surtidor con su fecha y nunca lo toma como cero litros.</w:t>
+      </w:r>
+    </w:p>
+    <w:p>
+      <w:pPr>
+        <w:spacing w:after="100"/>
+        <w:ind w:left="460" w:hanging="260"/>
+      </w:pPr>
+      <w:r>
+        <w:rPr>
+          <w:b/>
+          <w:bCs/>
+        </w:rPr>
+        <w:t>7. Dado que la consulta falla solo para uno de los dos combustibles, entonces el sistema actualiza igual los surtidores del combustible que sí respondió.</w:t>
+      </w:r>
+    </w:p>
+    <w:p>
+      <w:pPr>
+        <w:spacing w:after="100"/>
+        <w:ind w:left="460" w:hanging="260"/>
+      </w:pPr>
+      <w:r>
+        <w:rPr>
+          <w:b/>
+          <w:bCs/>
+        </w:rPr>
+        <w:t>8. Dado que ya existe un dato de ANH más reciente para ese surtidor y tipo de combustible, entonces el dato nuevo no lo reemplaza.</w:t>
+      </w:r>
+    </w:p>
+    <w:p>
+      <w:pPr>
+        <w:spacing w:after="100"/>
+        <w:ind w:left="460" w:hanging="260"/>
+      </w:pPr>
+      <w:r>
+        <w:rPr>
+          <w:b/>
+          <w:bCs/>
+        </w:rPr>
+        <w:t>9. Dado que un dato de ANH supera la vigencia definida (CU-05, sección 8) sin que el sistema lo vuelva a leer, entonces el surtidor se muestra como "sin información reciente" en el módulo de combustible (HU-07).</w:t>
+      </w:r>
+    </w:p>
+    <w:p>
+      <w:pPr>
+        <w:pStyle w:val="Ttulo3"/>
+        <w:spacing w:before="200" w:after="100"/>
+      </w:pPr>
+      <w:r>
+        <w:t xml:space="preserve">Requisitos no funcionales</w:t>
+      </w:r>
+    </w:p>
+    <w:p>
+      <w:pPr>
+        <w:pStyle w:val="Prrafodelista"/>
+        <w:numPr>
+          <w:ilvl w:val="0"/>
+          <w:numId w:val="1"/>
+        </w:numPr>
+        <w:spacing w:after="60"/>
+      </w:pPr>
+      <w:r>
+        <w:t>Rendimiento: el dato de ANH se actualiza en cada consulta periódica del backend, y cada petición espera como máximo el tiempo de espera definido (valor inicial: 12 segundos).</w:t>
+      </w:r>
+    </w:p>
+    <w:p>
+      <w:pPr>
+        <w:pStyle w:val="Prrafodelista"/>
+        <w:numPr>
+          <w:ilvl w:val="0"/>
+          <w:numId w:val="1"/>
+        </w:numPr>
+        <w:spacing w:after="60"/>
+      </w:pPr>
+      <w:r>
+        <w:t>Usabilidad: no aplica de forma directa; es un proceso automático sin interacción del conductor.</w:t>
+      </w:r>
+    </w:p>
+    <w:p>
+      <w:pPr>
+        <w:pStyle w:val="Prrafodelista"/>
+        <w:numPr>
+          <w:ilvl w:val="0"/>
+          <w:numId w:val="1"/>
+        </w:numPr>
+        <w:spacing w:after="60"/>
+      </w:pPr>
+      <w:r>
+        <w:t>Seguridad: solo lecturas (GET) por HTTPS con el certificado siempre verificado, que nunca se desactiva; la respuesta se valida antes de usarse y solo el backend consulta a ANH.</w:t>
+      </w:r>
+    </w:p>
+    <w:p>
+      <w:pPr>
+        <w:pStyle w:val="Prrafodelista"/>
+        <w:numPr>
+          <w:ilvl w:val="0"/>
+          <w:numId w:val="1"/>
+        </w:numPr>
+        <w:spacing w:after="60"/>
+      </w:pPr>
+      <w:r>
+        <w:t>Privacidad: los datos de ANH son públicos y no incluyen datos de personas; no se guardan las respuestas completas, la fecha de última venta ni la dirección de la estación, y la política de privacidad menciona el uso de datos de ANH.</w:t>
       </w:r>
     </w:p>
     <w:sectPr>
